--- a/format/md-26/03_Device_Classification_Justification_Template.docx
+++ b/format/md-26/03_Device_Classification_Justification_Template.docx
@@ -4,91 +4,221 @@
   <w:body>
     <w:p>
       <w:pPr>
-        <w:keepNext/>
-        <w:keepLines w:val="0"/>
-        <w:spacing w:before="0" w:after="60" w:line="252" w:lineRule="auto"/>
+        <w:spacing w:after="0" w:line="240" w:lineRule="auto"/>
         <w:jc w:val="center"/>
       </w:pPr>
       <w:r>
         <w:rPr>
-          <w:rFonts w:ascii="Times New Roman" w:hAnsi="Times New Roman" w:cs="Times New Roman"/>
+          <w:rFonts w:ascii="Times New Roman" w:hAnsi="Times New Roman" w:eastAsia="Times New Roman"/>
           <w:b/>
           <w:i w:val="0"/>
-          <w:vanish w:val="0"/>
-          <w:color w:val="000000"/>
-          <w:sz w:val="32"/>
+          <w:sz w:val="24"/>
         </w:rPr>
         <w:t>DEVICE CLASSIFICATION JUSTIFICATION</w:t>
       </w:r>
     </w:p>
     <w:p>
       <w:pPr>
-        <w:keepNext/>
-        <w:keepLines w:val="0"/>
-        <w:spacing w:before="0" w:after="240" w:line="252" w:lineRule="auto"/>
+        <w:spacing w:after="60" w:line="240" w:lineRule="auto"/>
         <w:jc w:val="center"/>
       </w:pPr>
       <w:r>
         <w:rPr>
-          <w:rFonts w:ascii="Times New Roman" w:hAnsi="Times New Roman" w:cs="Times New Roman"/>
+          <w:rFonts w:ascii="Times New Roman" w:hAnsi="Times New Roman" w:eastAsia="Times New Roman"/>
           <w:b w:val="0"/>
           <w:i w:val="0"/>
-          <w:vanish w:val="0"/>
-          <w:color w:val="000000"/>
-          <w:sz w:val="22"/>
+          <w:sz w:val="20"/>
         </w:rPr>
         <w:t>Form MD-26 | Medical device without predicate</w:t>
       </w:r>
     </w:p>
+    <w:p>
+      <w:pPr>
+        <w:spacing w:after="0" w:line="240" w:lineRule="auto"/>
+        <w:jc w:val="left"/>
+      </w:pPr>
+      <w:r>
+        <w:rPr>
+          <w:rFonts w:ascii="Times New Roman" w:hAnsi="Times New Roman" w:eastAsia="Times New Roman"/>
+          <w:b w:val="0"/>
+          <w:i w:val="0"/>
+          <w:sz w:val="20"/>
+        </w:rPr>
+        <w:t>To,</w:t>
+      </w:r>
+    </w:p>
+    <w:p>
+      <w:pPr>
+        <w:spacing w:after="0" w:line="240" w:lineRule="auto"/>
+        <w:jc w:val="left"/>
+      </w:pPr>
+      <w:r>
+        <w:rPr>
+          <w:rFonts w:ascii="Times New Roman" w:hAnsi="Times New Roman" w:eastAsia="Times New Roman"/>
+          <w:b w:val="0"/>
+          <w:i w:val="0"/>
+          <w:sz w:val="20"/>
+        </w:rPr>
+        <w:t>{documentDate}</w:t>
+      </w:r>
+    </w:p>
+    <w:p>
+      <w:pPr>
+        <w:spacing w:after="0" w:line="240" w:lineRule="auto"/>
+        <w:jc w:val="left"/>
+      </w:pPr>
+      <w:r>
+        <w:rPr>
+          <w:rFonts w:ascii="Times New Roman" w:hAnsi="Times New Roman" w:eastAsia="Times New Roman"/>
+          <w:b/>
+          <w:i w:val="0"/>
+          <w:sz w:val="20"/>
+        </w:rPr>
+        <w:t>The Drug Controller General of India</w:t>
+      </w:r>
+    </w:p>
+    <w:p>
+      <w:pPr>
+        <w:spacing w:after="0" w:line="240" w:lineRule="auto"/>
+        <w:jc w:val="left"/>
+      </w:pPr>
+      <w:r>
+        <w:rPr>
+          <w:rFonts w:ascii="Times New Roman" w:hAnsi="Times New Roman" w:eastAsia="Times New Roman"/>
+          <w:b/>
+          <w:i w:val="0"/>
+          <w:sz w:val="20"/>
+        </w:rPr>
+        <w:t>CDSCO</w:t>
+      </w:r>
+    </w:p>
+    <w:p>
+      <w:pPr>
+        <w:spacing w:after="0" w:line="240" w:lineRule="auto"/>
+        <w:jc w:val="left"/>
+      </w:pPr>
+      <w:r>
+        <w:rPr>
+          <w:rFonts w:ascii="Times New Roman" w:hAnsi="Times New Roman" w:eastAsia="Times New Roman"/>
+          <w:b w:val="0"/>
+          <w:i w:val="0"/>
+          <w:sz w:val="20"/>
+        </w:rPr>
+        <w:t>FDA Bhavan, ITO, Kotla Road,</w:t>
+      </w:r>
+    </w:p>
+    <w:p>
+      <w:pPr>
+        <w:spacing w:after="0" w:line="240" w:lineRule="auto"/>
+        <w:jc w:val="left"/>
+      </w:pPr>
+      <w:r>
+        <w:rPr>
+          <w:rFonts w:ascii="Times New Roman" w:hAnsi="Times New Roman" w:eastAsia="Times New Roman"/>
+          <w:b w:val="0"/>
+          <w:i w:val="0"/>
+          <w:sz w:val="20"/>
+        </w:rPr>
+        <w:t>New Delhi: -110002</w:t>
+      </w:r>
+    </w:p>
+    <w:p>
+      <w:pPr>
+        <w:spacing w:after="60" w:line="240" w:lineRule="auto"/>
+        <w:jc w:val="left"/>
+      </w:pPr>
+      <w:r>
+        <w:rPr>
+          <w:rFonts w:ascii="Times New Roman" w:hAnsi="Times New Roman" w:eastAsia="Times New Roman"/>
+          <w:b w:val="0"/>
+          <w:i w:val="0"/>
+          <w:sz w:val="20"/>
+        </w:rPr>
+        <w:t>India</w:t>
+      </w:r>
+    </w:p>
+    <w:p>
+      <w:pPr>
+        <w:spacing w:after="60" w:line="240" w:lineRule="auto"/>
+        <w:jc w:val="left"/>
+      </w:pPr>
+      <w:r>
+        <w:rPr>
+          <w:rFonts w:ascii="Times New Roman" w:hAnsi="Times New Roman" w:eastAsia="Times New Roman"/>
+          <w:b/>
+          <w:i w:val="0"/>
+          <w:sz w:val="20"/>
+        </w:rPr>
+        <w:t>Sub: - Device Classification Justification</w:t>
+      </w:r>
+    </w:p>
+    <w:p>
+      <w:pPr>
+        <w:spacing w:after="60" w:line="240" w:lineRule="auto"/>
+        <w:jc w:val="left"/>
+      </w:pPr>
+      <w:r>
+        <w:rPr>
+          <w:rFonts w:ascii="Times New Roman" w:hAnsi="Times New Roman" w:eastAsia="Times New Roman"/>
+          <w:b w:val="0"/>
+          <w:i w:val="0"/>
+          <w:sz w:val="20"/>
+        </w:rPr>
+        <w:t>Dear Sir,</w:t>
+      </w:r>
+    </w:p>
+    <w:p>
+      <w:pPr>
+        <w:spacing w:after="60" w:line="240" w:lineRule="auto"/>
+      </w:pPr>
+      <w:r>
+        <w:rPr>
+          <w:rFonts w:ascii="Times New Roman" w:hAnsi="Times New Roman" w:eastAsia="Times New Roman"/>
+          <w:b w:val="0"/>
+          <w:i w:val="0"/>
+          <w:sz w:val="20"/>
+        </w:rPr>
+        <w:t>Device Classification Justification for the proposed medical device(s) submitted under Form MD-26. The details of the device identification, intended use, classification basis and supporting rationale are provided below for your kind consideration.</w:t>
+      </w:r>
+    </w:p>
     <w:tbl>
       <w:tblPr>
-        <w:tblW w:type="dxa" w:w="8906"/>
-        <w:jc w:val="left"/>
+        <w:tblW w:type="auto" w:w="0"/>
+        <w:jc w:val="center"/>
         <w:tblLayout w:type="fixed"/>
         <w:tblLook w:firstColumn="1" w:firstRow="1" w:lastColumn="0" w:lastRow="0" w:noHBand="0" w:noVBand="1" w:val="04A0"/>
-        <w:tblInd w:w="110" w:type="dxa"/>
+        <w:tblBorders>
+          <w:top w:val="single" w:sz="6" w:space="0" w:color="777777"/>
+          <w:left w:val="single" w:sz="6" w:space="0" w:color="777777"/>
+          <w:bottom w:val="single" w:sz="6" w:space="0" w:color="777777"/>
+          <w:right w:val="single" w:sz="6" w:space="0" w:color="777777"/>
+          <w:insideH w:val="single" w:sz="6" w:space="0" w:color="777777"/>
+          <w:insideV w:val="single" w:sz="6" w:space="0" w:color="777777"/>
+        </w:tblBorders>
+        <w:tblLayout w:type="fixed"/>
       </w:tblPr>
       <w:tblGrid>
-        <w:gridCol w:w="2300"/>
-        <w:gridCol w:w="6606"/>
+        <w:gridCol w:w="5328"/>
+        <w:gridCol w:w="5328"/>
       </w:tblGrid>
       <w:tr>
-        <w:trPr>
-          <w:cantSplit w:val="true"/>
-        </w:trPr>
         <w:tc>
           <w:tcPr>
-            <w:tcW w:type="dxa" w:w="2300"/>
-            <w:tcMar>
-              <w:top w:w="90" w:type="dxa"/>
-              <w:start w:w="110" w:type="dxa"/>
-              <w:bottom w:w="90" w:type="dxa"/>
-              <w:end w:w="110" w:type="dxa"/>
-            </w:tcMar>
-            <w:tcBorders>
-              <w:top w:val="single" w:sz="6" w:space="0" w:color="808080"/>
-              <w:start w:val="single" w:sz="6" w:space="0" w:color="808080"/>
-              <w:bottom w:val="single" w:sz="6" w:space="0" w:color="808080"/>
-              <w:end w:val="single" w:sz="6" w:space="0" w:color="808080"/>
-              <w:insideH w:val="single" w:sz="6" w:space="0" w:color="808080"/>
-              <w:insideV w:val="single" w:sz="6" w:space="0" w:color="808080"/>
-            </w:tcBorders>
+            <w:tcW w:type="dxa" w:w="3600"/>
             <w:vAlign w:val="center"/>
-            <w:shd w:val="clear" w:color="auto" w:fill="F2F2F2"/>
+            <w:shd w:fill="EAEAEA"/>
           </w:tcPr>
           <w:p>
             <w:pPr>
-              <w:spacing w:before="0" w:after="0" w:line="252" w:lineRule="auto"/>
+              <w:spacing w:after="0" w:line="240" w:lineRule="auto"/>
               <w:jc w:val="left"/>
             </w:pPr>
             <w:r/>
             <w:r>
               <w:rPr>
-                <w:rFonts w:ascii="Times New Roman" w:hAnsi="Times New Roman" w:cs="Times New Roman"/>
+                <w:rFonts w:ascii="Times New Roman" w:hAnsi="Times New Roman" w:eastAsia="Times New Roman"/>
                 <w:b/>
                 <w:i w:val="0"/>
-                <w:vanish w:val="0"/>
-                <w:color w:val="000000"/>
                 <w:sz w:val="18"/>
               </w:rPr>
               <w:t>Applicant</w:t>
@@ -97,36 +227,20 @@
         </w:tc>
         <w:tc>
           <w:tcPr>
-            <w:tcW w:type="dxa" w:w="6606"/>
-            <w:tcMar>
-              <w:top w:w="90" w:type="dxa"/>
-              <w:start w:w="110" w:type="dxa"/>
-              <w:bottom w:w="90" w:type="dxa"/>
-              <w:end w:w="110" w:type="dxa"/>
-            </w:tcMar>
-            <w:tcBorders>
-              <w:top w:val="single" w:sz="6" w:space="0" w:color="808080"/>
-              <w:start w:val="single" w:sz="6" w:space="0" w:color="808080"/>
-              <w:bottom w:val="single" w:sz="6" w:space="0" w:color="808080"/>
-              <w:end w:val="single" w:sz="6" w:space="0" w:color="808080"/>
-              <w:insideH w:val="single" w:sz="6" w:space="0" w:color="808080"/>
-              <w:insideV w:val="single" w:sz="6" w:space="0" w:color="808080"/>
-            </w:tcBorders>
+            <w:tcW w:type="dxa" w:w="9216"/>
             <w:vAlign w:val="center"/>
           </w:tcPr>
           <w:p>
             <w:pPr>
-              <w:spacing w:before="0" w:after="0" w:line="252" w:lineRule="auto"/>
+              <w:spacing w:after="0" w:line="240" w:lineRule="auto"/>
               <w:jc w:val="left"/>
             </w:pPr>
             <w:r/>
             <w:r>
               <w:rPr>
-                <w:rFonts w:ascii="Times New Roman" w:hAnsi="Times New Roman" w:cs="Times New Roman"/>
+                <w:rFonts w:ascii="Times New Roman" w:hAnsi="Times New Roman" w:eastAsia="Times New Roman"/>
                 <w:b w:val="0"/>
                 <w:i w:val="0"/>
-                <w:vanish w:val="0"/>
-                <w:color w:val="000000"/>
                 <w:sz w:val="18"/>
               </w:rPr>
               <w:t>{applicantName}</w:t>
@@ -135,42 +249,23 @@
         </w:tc>
       </w:tr>
       <w:tr>
-        <w:trPr>
-          <w:cantSplit w:val="true"/>
-        </w:trPr>
         <w:tc>
           <w:tcPr>
-            <w:tcW w:type="dxa" w:w="2300"/>
-            <w:tcMar>
-              <w:top w:w="90" w:type="dxa"/>
-              <w:start w:w="110" w:type="dxa"/>
-              <w:bottom w:w="90" w:type="dxa"/>
-              <w:end w:w="110" w:type="dxa"/>
-            </w:tcMar>
-            <w:tcBorders>
-              <w:top w:val="single" w:sz="6" w:space="0" w:color="808080"/>
-              <w:start w:val="single" w:sz="6" w:space="0" w:color="808080"/>
-              <w:bottom w:val="single" w:sz="6" w:space="0" w:color="808080"/>
-              <w:end w:val="single" w:sz="6" w:space="0" w:color="808080"/>
-              <w:insideH w:val="single" w:sz="6" w:space="0" w:color="808080"/>
-              <w:insideV w:val="single" w:sz="6" w:space="0" w:color="808080"/>
-            </w:tcBorders>
+            <w:tcW w:type="dxa" w:w="3600"/>
             <w:vAlign w:val="center"/>
-            <w:shd w:val="clear" w:color="auto" w:fill="F2F2F2"/>
+            <w:shd w:fill="EAEAEA"/>
           </w:tcPr>
           <w:p>
             <w:pPr>
-              <w:spacing w:before="0" w:after="0" w:line="252" w:lineRule="auto"/>
+              <w:spacing w:after="0" w:line="240" w:lineRule="auto"/>
               <w:jc w:val="left"/>
             </w:pPr>
             <w:r/>
             <w:r>
               <w:rPr>
-                <w:rFonts w:ascii="Times New Roman" w:hAnsi="Times New Roman" w:cs="Times New Roman"/>
+                <w:rFonts w:ascii="Times New Roman" w:hAnsi="Times New Roman" w:eastAsia="Times New Roman"/>
                 <w:b/>
                 <w:i w:val="0"/>
-                <w:vanish w:val="0"/>
-                <w:color w:val="000000"/>
                 <w:sz w:val="18"/>
               </w:rPr>
               <w:t>Device</w:t>
@@ -179,36 +274,20 @@
         </w:tc>
         <w:tc>
           <w:tcPr>
-            <w:tcW w:type="dxa" w:w="6606"/>
-            <w:tcMar>
-              <w:top w:w="90" w:type="dxa"/>
-              <w:start w:w="110" w:type="dxa"/>
-              <w:bottom w:w="90" w:type="dxa"/>
-              <w:end w:w="110" w:type="dxa"/>
-            </w:tcMar>
-            <w:tcBorders>
-              <w:top w:val="single" w:sz="6" w:space="0" w:color="808080"/>
-              <w:start w:val="single" w:sz="6" w:space="0" w:color="808080"/>
-              <w:bottom w:val="single" w:sz="6" w:space="0" w:color="808080"/>
-              <w:end w:val="single" w:sz="6" w:space="0" w:color="808080"/>
-              <w:insideH w:val="single" w:sz="6" w:space="0" w:color="808080"/>
-              <w:insideV w:val="single" w:sz="6" w:space="0" w:color="808080"/>
-            </w:tcBorders>
+            <w:tcW w:type="dxa" w:w="9216"/>
             <w:vAlign w:val="center"/>
           </w:tcPr>
           <w:p>
             <w:pPr>
-              <w:spacing w:before="0" w:after="0" w:line="252" w:lineRule="auto"/>
+              <w:spacing w:after="0" w:line="240" w:lineRule="auto"/>
               <w:jc w:val="left"/>
             </w:pPr>
             <w:r/>
             <w:r>
               <w:rPr>
-                <w:rFonts w:ascii="Times New Roman" w:hAnsi="Times New Roman" w:cs="Times New Roman"/>
+                <w:rFonts w:ascii="Times New Roman" w:hAnsi="Times New Roman" w:eastAsia="Times New Roman"/>
                 <w:b w:val="0"/>
                 <w:i w:val="0"/>
-                <w:vanish w:val="0"/>
-                <w:color w:val="000000"/>
                 <w:sz w:val="18"/>
               </w:rPr>
               <w:t>{deviceGenericName}</w:t>
@@ -217,42 +296,23 @@
         </w:tc>
       </w:tr>
       <w:tr>
-        <w:trPr>
-          <w:cantSplit w:val="true"/>
-        </w:trPr>
         <w:tc>
           <w:tcPr>
-            <w:tcW w:type="dxa" w:w="2300"/>
-            <w:tcMar>
-              <w:top w:w="90" w:type="dxa"/>
-              <w:start w:w="110" w:type="dxa"/>
-              <w:bottom w:w="90" w:type="dxa"/>
-              <w:end w:w="110" w:type="dxa"/>
-            </w:tcMar>
-            <w:tcBorders>
-              <w:top w:val="single" w:sz="6" w:space="0" w:color="808080"/>
-              <w:start w:val="single" w:sz="6" w:space="0" w:color="808080"/>
-              <w:bottom w:val="single" w:sz="6" w:space="0" w:color="808080"/>
-              <w:end w:val="single" w:sz="6" w:space="0" w:color="808080"/>
-              <w:insideH w:val="single" w:sz="6" w:space="0" w:color="808080"/>
-              <w:insideV w:val="single" w:sz="6" w:space="0" w:color="808080"/>
-            </w:tcBorders>
+            <w:tcW w:type="dxa" w:w="3600"/>
             <w:vAlign w:val="center"/>
-            <w:shd w:val="clear" w:color="auto" w:fill="F2F2F2"/>
+            <w:shd w:fill="EAEAEA"/>
           </w:tcPr>
           <w:p>
             <w:pPr>
-              <w:spacing w:before="0" w:after="0" w:line="252" w:lineRule="auto"/>
+              <w:spacing w:after="0" w:line="240" w:lineRule="auto"/>
               <w:jc w:val="left"/>
             </w:pPr>
             <w:r/>
             <w:r>
               <w:rPr>
-                <w:rFonts w:ascii="Times New Roman" w:hAnsi="Times New Roman" w:cs="Times New Roman"/>
+                <w:rFonts w:ascii="Times New Roman" w:hAnsi="Times New Roman" w:eastAsia="Times New Roman"/>
                 <w:b/>
                 <w:i w:val="0"/>
-                <w:vanish w:val="0"/>
-                <w:color w:val="000000"/>
                 <w:sz w:val="18"/>
               </w:rPr>
               <w:t>Document No. / Revision</w:t>
@@ -261,36 +321,20 @@
         </w:tc>
         <w:tc>
           <w:tcPr>
-            <w:tcW w:type="dxa" w:w="6606"/>
-            <w:tcMar>
-              <w:top w:w="90" w:type="dxa"/>
-              <w:start w:w="110" w:type="dxa"/>
-              <w:bottom w:w="90" w:type="dxa"/>
-              <w:end w:w="110" w:type="dxa"/>
-            </w:tcMar>
-            <w:tcBorders>
-              <w:top w:val="single" w:sz="6" w:space="0" w:color="808080"/>
-              <w:start w:val="single" w:sz="6" w:space="0" w:color="808080"/>
-              <w:bottom w:val="single" w:sz="6" w:space="0" w:color="808080"/>
-              <w:end w:val="single" w:sz="6" w:space="0" w:color="808080"/>
-              <w:insideH w:val="single" w:sz="6" w:space="0" w:color="808080"/>
-              <w:insideV w:val="single" w:sz="6" w:space="0" w:color="808080"/>
-            </w:tcBorders>
+            <w:tcW w:type="dxa" w:w="9216"/>
             <w:vAlign w:val="center"/>
           </w:tcPr>
           <w:p>
             <w:pPr>
-              <w:spacing w:before="0" w:after="0" w:line="252" w:lineRule="auto"/>
+              <w:spacing w:after="0" w:line="240" w:lineRule="auto"/>
               <w:jc w:val="left"/>
             </w:pPr>
             <w:r/>
             <w:r>
               <w:rPr>
-                <w:rFonts w:ascii="Times New Roman" w:hAnsi="Times New Roman" w:cs="Times New Roman"/>
+                <w:rFonts w:ascii="Times New Roman" w:hAnsi="Times New Roman" w:eastAsia="Times New Roman"/>
                 <w:b w:val="0"/>
                 <w:i w:val="0"/>
-                <w:vanish w:val="0"/>
-                <w:color w:val="000000"/>
                 <w:sz w:val="18"/>
               </w:rPr>
               <w:t>{documentNumber} / {documentRevision}</w:t>
@@ -299,42 +343,23 @@
         </w:tc>
       </w:tr>
       <w:tr>
-        <w:trPr>
-          <w:cantSplit w:val="true"/>
-        </w:trPr>
         <w:tc>
           <w:tcPr>
-            <w:tcW w:type="dxa" w:w="2300"/>
-            <w:tcMar>
-              <w:top w:w="90" w:type="dxa"/>
-              <w:start w:w="110" w:type="dxa"/>
-              <w:bottom w:w="90" w:type="dxa"/>
-              <w:end w:w="110" w:type="dxa"/>
-            </w:tcMar>
-            <w:tcBorders>
-              <w:top w:val="single" w:sz="6" w:space="0" w:color="808080"/>
-              <w:start w:val="single" w:sz="6" w:space="0" w:color="808080"/>
-              <w:bottom w:val="single" w:sz="6" w:space="0" w:color="808080"/>
-              <w:end w:val="single" w:sz="6" w:space="0" w:color="808080"/>
-              <w:insideH w:val="single" w:sz="6" w:space="0" w:color="808080"/>
-              <w:insideV w:val="single" w:sz="6" w:space="0" w:color="808080"/>
-            </w:tcBorders>
+            <w:tcW w:type="dxa" w:w="3600"/>
             <w:vAlign w:val="center"/>
-            <w:shd w:val="clear" w:color="auto" w:fill="F2F2F2"/>
+            <w:shd w:fill="EAEAEA"/>
           </w:tcPr>
           <w:p>
             <w:pPr>
-              <w:spacing w:before="0" w:after="0" w:line="252" w:lineRule="auto"/>
+              <w:spacing w:after="0" w:line="240" w:lineRule="auto"/>
               <w:jc w:val="left"/>
             </w:pPr>
             <w:r/>
             <w:r>
               <w:rPr>
-                <w:rFonts w:ascii="Times New Roman" w:hAnsi="Times New Roman" w:cs="Times New Roman"/>
+                <w:rFonts w:ascii="Times New Roman" w:hAnsi="Times New Roman" w:eastAsia="Times New Roman"/>
                 <w:b/>
                 <w:i w:val="0"/>
-                <w:vanish w:val="0"/>
-                <w:color w:val="000000"/>
                 <w:sz w:val="18"/>
               </w:rPr>
               <w:t>Effective / Report Date</w:t>
@@ -343,36 +368,20 @@
         </w:tc>
         <w:tc>
           <w:tcPr>
-            <w:tcW w:type="dxa" w:w="6606"/>
-            <w:tcMar>
-              <w:top w:w="90" w:type="dxa"/>
-              <w:start w:w="110" w:type="dxa"/>
-              <w:bottom w:w="90" w:type="dxa"/>
-              <w:end w:w="110" w:type="dxa"/>
-            </w:tcMar>
-            <w:tcBorders>
-              <w:top w:val="single" w:sz="6" w:space="0" w:color="808080"/>
-              <w:start w:val="single" w:sz="6" w:space="0" w:color="808080"/>
-              <w:bottom w:val="single" w:sz="6" w:space="0" w:color="808080"/>
-              <w:end w:val="single" w:sz="6" w:space="0" w:color="808080"/>
-              <w:insideH w:val="single" w:sz="6" w:space="0" w:color="808080"/>
-              <w:insideV w:val="single" w:sz="6" w:space="0" w:color="808080"/>
-            </w:tcBorders>
+            <w:tcW w:type="dxa" w:w="9216"/>
             <w:vAlign w:val="center"/>
           </w:tcPr>
           <w:p>
             <w:pPr>
-              <w:spacing w:before="0" w:after="0" w:line="252" w:lineRule="auto"/>
+              <w:spacing w:after="0" w:line="240" w:lineRule="auto"/>
               <w:jc w:val="left"/>
             </w:pPr>
             <w:r/>
             <w:r>
               <w:rPr>
-                <w:rFonts w:ascii="Times New Roman" w:hAnsi="Times New Roman" w:cs="Times New Roman"/>
+                <w:rFonts w:ascii="Times New Roman" w:hAnsi="Times New Roman" w:eastAsia="Times New Roman"/>
                 <w:b w:val="0"/>
                 <w:i w:val="0"/>
-                <w:vanish w:val="0"/>
-                <w:color w:val="000000"/>
                 <w:sz w:val="18"/>
               </w:rPr>
               <w:t>{documentDate}</w:t>
@@ -381,42 +390,70 @@
         </w:tc>
       </w:tr>
       <w:tr>
-        <w:trPr>
-          <w:cantSplit w:val="true"/>
-        </w:trPr>
         <w:tc>
           <w:tcPr>
-            <w:tcW w:type="dxa" w:w="2300"/>
-            <w:tcMar>
-              <w:top w:w="90" w:type="dxa"/>
-              <w:start w:w="110" w:type="dxa"/>
-              <w:bottom w:w="90" w:type="dxa"/>
-              <w:end w:w="110" w:type="dxa"/>
-            </w:tcMar>
-            <w:tcBorders>
-              <w:top w:val="single" w:sz="6" w:space="0" w:color="808080"/>
-              <w:start w:val="single" w:sz="6" w:space="0" w:color="808080"/>
-              <w:bottom w:val="single" w:sz="6" w:space="0" w:color="808080"/>
-              <w:end w:val="single" w:sz="6" w:space="0" w:color="808080"/>
-              <w:insideH w:val="single" w:sz="6" w:space="0" w:color="808080"/>
-              <w:insideV w:val="single" w:sz="6" w:space="0" w:color="808080"/>
-            </w:tcBorders>
+            <w:tcW w:type="dxa" w:w="3600"/>
             <w:vAlign w:val="center"/>
-            <w:shd w:val="clear" w:color="auto" w:fill="F2F2F2"/>
+            <w:shd w:fill="EAEAEA"/>
           </w:tcPr>
           <w:p>
             <w:pPr>
-              <w:spacing w:before="0" w:after="0" w:line="252" w:lineRule="auto"/>
+              <w:spacing w:after="0" w:line="240" w:lineRule="auto"/>
               <w:jc w:val="left"/>
             </w:pPr>
             <w:r/>
             <w:r>
               <w:rPr>
-                <w:rFonts w:ascii="Times New Roman" w:hAnsi="Times New Roman" w:cs="Times New Roman"/>
+                <w:rFonts w:ascii="Times New Roman" w:hAnsi="Times New Roman" w:eastAsia="Times New Roman"/>
                 <w:b/>
                 <w:i w:val="0"/>
-                <w:vanish w:val="0"/>
-                <w:color w:val="000000"/>
+                <w:sz w:val="18"/>
+              </w:rPr>
+              <w:t>Proposed Classification</w:t>
+            </w:r>
+          </w:p>
+        </w:tc>
+        <w:tc>
+          <w:tcPr>
+            <w:tcW w:type="dxa" w:w="9216"/>
+            <w:vAlign w:val="center"/>
+          </w:tcPr>
+          <w:p>
+            <w:pPr>
+              <w:spacing w:after="0" w:line="240" w:lineRule="auto"/>
+              <w:jc w:val="left"/>
+            </w:pPr>
+            <w:r/>
+            <w:r>
+              <w:rPr>
+                <w:rFonts w:ascii="Times New Roman" w:hAnsi="Times New Roman" w:eastAsia="Times New Roman"/>
+                <w:b w:val="0"/>
+                <w:i w:val="0"/>
+                <w:sz w:val="18"/>
+              </w:rPr>
+              <w:t>{classificationConclusion}</w:t>
+            </w:r>
+          </w:p>
+        </w:tc>
+      </w:tr>
+      <w:tr>
+        <w:tc>
+          <w:tcPr>
+            <w:tcW w:type="dxa" w:w="3600"/>
+            <w:vAlign w:val="center"/>
+            <w:shd w:fill="EAEAEA"/>
+          </w:tcPr>
+          <w:p>
+            <w:pPr>
+              <w:spacing w:after="0" w:line="240" w:lineRule="auto"/>
+              <w:jc w:val="left"/>
+            </w:pPr>
+            <w:r/>
+            <w:r>
+              <w:rPr>
+                <w:rFonts w:ascii="Times New Roman" w:hAnsi="Times New Roman" w:eastAsia="Times New Roman"/>
+                <w:b/>
+                <w:i w:val="0"/>
                 <w:sz w:val="18"/>
               </w:rPr>
               <w:t>Regulatory basis</w:t>
@@ -425,36 +462,20 @@
         </w:tc>
         <w:tc>
           <w:tcPr>
-            <w:tcW w:type="dxa" w:w="6606"/>
-            <w:tcMar>
-              <w:top w:w="90" w:type="dxa"/>
-              <w:start w:w="110" w:type="dxa"/>
-              <w:bottom w:w="90" w:type="dxa"/>
-              <w:end w:w="110" w:type="dxa"/>
-            </w:tcMar>
-            <w:tcBorders>
-              <w:top w:val="single" w:sz="6" w:space="0" w:color="808080"/>
-              <w:start w:val="single" w:sz="6" w:space="0" w:color="808080"/>
-              <w:bottom w:val="single" w:sz="6" w:space="0" w:color="808080"/>
-              <w:end w:val="single" w:sz="6" w:space="0" w:color="808080"/>
-              <w:insideH w:val="single" w:sz="6" w:space="0" w:color="808080"/>
-              <w:insideV w:val="single" w:sz="6" w:space="0" w:color="808080"/>
-            </w:tcBorders>
+            <w:tcW w:type="dxa" w:w="9216"/>
             <w:vAlign w:val="center"/>
           </w:tcPr>
           <w:p>
             <w:pPr>
-              <w:spacing w:before="0" w:after="0" w:line="252" w:lineRule="auto"/>
+              <w:spacing w:after="0" w:line="240" w:lineRule="auto"/>
               <w:jc w:val="left"/>
             </w:pPr>
             <w:r/>
             <w:r>
               <w:rPr>
-                <w:rFonts w:ascii="Times New Roman" w:hAnsi="Times New Roman" w:cs="Times New Roman"/>
+                <w:rFonts w:ascii="Times New Roman" w:hAnsi="Times New Roman" w:eastAsia="Times New Roman"/>
                 <w:b w:val="0"/>
                 <w:i w:val="0"/>
-                <w:vanish w:val="0"/>
-                <w:color w:val="000000"/>
                 <w:sz w:val="18"/>
               </w:rPr>
               <w:t>Form MD-26 checklist item 4 and First Schedule, Part I</w:t>
@@ -462,197 +483,192 @@
           </w:p>
         </w:tc>
       </w:tr>
+      <w:tr>
+        <w:tc>
+          <w:tcPr>
+            <w:tcW w:type="dxa" w:w="3600"/>
+            <w:vAlign w:val="center"/>
+            <w:shd w:fill="EAEAEA"/>
+          </w:tcPr>
+          <w:p>
+            <w:pPr>
+              <w:spacing w:after="0" w:line="240" w:lineRule="auto"/>
+              <w:jc w:val="left"/>
+            </w:pPr>
+            <w:r/>
+            <w:r>
+              <w:rPr>
+                <w:rFonts w:ascii="Times New Roman" w:hAnsi="Times New Roman" w:eastAsia="Times New Roman"/>
+                <w:b/>
+                <w:i w:val="0"/>
+                <w:sz w:val="18"/>
+              </w:rPr>
+              <w:t>Application Route</w:t>
+            </w:r>
+          </w:p>
+        </w:tc>
+        <w:tc>
+          <w:tcPr>
+            <w:tcW w:type="dxa" w:w="9216"/>
+            <w:vAlign w:val="center"/>
+          </w:tcPr>
+          <w:p>
+            <w:pPr>
+              <w:spacing w:after="0" w:line="240" w:lineRule="auto"/>
+              <w:jc w:val="left"/>
+            </w:pPr>
+            <w:r/>
+            <w:r>
+              <w:rPr>
+                <w:rFonts w:ascii="Times New Roman" w:hAnsi="Times New Roman" w:eastAsia="Times New Roman"/>
+                <w:b w:val="0"/>
+                <w:i w:val="0"/>
+                <w:sz w:val="18"/>
+              </w:rPr>
+              <w:t>{applicationRoute}</w:t>
+            </w:r>
+          </w:p>
+        </w:tc>
+      </w:tr>
     </w:tbl>
     <w:p>
       <w:pPr>
-        <w:keepNext w:val="0"/>
-        <w:keepLines w:val="0"/>
-        <w:spacing w:before="0" w:after="20" w:line="252" w:lineRule="auto"/>
-      </w:pPr>
-    </w:p>
-    <w:p>
-      <w:pPr>
-        <w:keepNext w:val="0"/>
-        <w:keepLines w:val="0"/>
-        <w:spacing w:before="0" w:after="160" w:line="252" w:lineRule="auto"/>
+        <w:spacing w:after="80" w:line="240" w:lineRule="auto"/>
       </w:pPr>
       <w:r>
         <w:rPr>
-          <w:rFonts w:ascii="Times New Roman" w:hAnsi="Times New Roman" w:cs="Times New Roman"/>
+          <w:rFonts w:ascii="Times New Roman" w:hAnsi="Times New Roman" w:eastAsia="Times New Roman"/>
           <w:b w:val="0"/>
-          <w:i/>
-          <w:vanish w:val="0"/>
-          <w:color w:val="666666"/>
-          <w:sz w:val="17"/>
+          <w:i w:val="0"/>
+          <w:sz w:val="20"/>
         </w:rPr>
-        <w:t>Replace every placeholder with verified information. Where a heading is not applicable, state ‘Not applicable’ and give a concise technical reason; do not delete required headings.</w:t>
+        <w:t>The proposed classification is based on the device identification, intended use, classification attributes, applicable First Schedule Part I rule(s), and the supporting evidence recorded in this justification.</w:t>
       </w:r>
     </w:p>
     <w:p>
       <w:pPr>
-        <w:pStyle w:val="Heading1"/>
+        <w:spacing w:after="40" w:line="240" w:lineRule="auto"/>
       </w:pPr>
       <w:r>
+        <w:rPr>
+          <w:rFonts w:ascii="Times New Roman" w:hAnsi="Times New Roman" w:eastAsia="Times New Roman"/>
+          <w:b/>
+          <w:i w:val="0"/>
+          <w:sz w:val="22"/>
+        </w:rPr>
         <w:t>1. Device identification and intended use</w:t>
       </w:r>
     </w:p>
     <w:p>
       <w:pPr>
-        <w:keepNext w:val="0"/>
-        <w:keepLines/>
-        <w:spacing w:before="0" w:after="20" w:line="259" w:lineRule="auto"/>
+        <w:spacing w:after="0" w:line="240" w:lineRule="auto"/>
       </w:pPr>
       <w:r>
         <w:rPr>
-          <w:rFonts w:ascii="Times New Roman" w:hAnsi="Times New Roman" w:cs="Times New Roman"/>
+          <w:rFonts w:ascii="Times New Roman" w:hAnsi="Times New Roman" w:eastAsia="Times New Roman"/>
           <w:b w:val="0"/>
           <w:i w:val="0"/>
-          <w:vanish w:val="0"/>
-          <w:color w:val="000000"/>
           <w:sz w:val="20"/>
         </w:rPr>
         <w:t>{deviceIdentityAndIntendedUse}</w:t>
       </w:r>
-      <w:r>
-        <w:rPr>
-          <w:rFonts w:ascii="Times New Roman" w:hAnsi="Times New Roman" w:cs="Times New Roman"/>
-          <w:b w:val="0"/>
-          <w:i w:val="0"/>
-          <w:vanish w:val="0"/>
-          <w:color w:val="000000"/>
-          <w:sz w:val="18"/>
-        </w:rPr>
-        <w:br/>
-        <w:br/>
-        <w:br/>
-      </w:r>
     </w:p>
     <w:p>
       <w:pPr>
-        <w:keepNext w:val="0"/>
-        <w:keepLines w:val="0"/>
-        <w:spacing w:before="0" w:after="80" w:line="252" w:lineRule="auto"/>
+        <w:spacing w:after="80" w:line="240" w:lineRule="auto"/>
       </w:pPr>
       <w:r>
         <w:rPr>
-          <w:rFonts w:ascii="Times New Roman" w:hAnsi="Times New Roman" w:cs="Times New Roman"/>
+          <w:rFonts w:ascii="Times New Roman" w:hAnsi="Times New Roman" w:eastAsia="Times New Roman"/>
           <w:b w:val="0"/>
-          <w:i/>
-          <w:vanish w:val="0"/>
-          <w:color w:val="666666"/>
-          <w:sz w:val="17"/>
+          <w:i w:val="0"/>
+          <w:sz w:val="18"/>
         </w:rPr>
         <w:t>State generic/brand/model names, intended medical purpose, target population, intended user, anatomical site, duration of use and whether the device is active, invasive, implantable or sterile.</w:t>
       </w:r>
     </w:p>
     <w:p>
       <w:pPr>
-        <w:pStyle w:val="Heading1"/>
+        <w:spacing w:after="40" w:line="240" w:lineRule="auto"/>
       </w:pPr>
       <w:r>
+        <w:rPr>
+          <w:rFonts w:ascii="Times New Roman" w:hAnsi="Times New Roman" w:eastAsia="Times New Roman"/>
+          <w:b/>
+          <w:i w:val="0"/>
+          <w:sz w:val="22"/>
+        </w:rPr>
         <w:t>2. Classification attributes</w:t>
       </w:r>
     </w:p>
     <w:p>
       <w:pPr>
-        <w:keepNext w:val="0"/>
-        <w:keepLines/>
-        <w:spacing w:before="0" w:after="20" w:line="259" w:lineRule="auto"/>
+        <w:spacing w:after="0" w:line="240" w:lineRule="auto"/>
       </w:pPr>
       <w:r>
         <w:rPr>
-          <w:rFonts w:ascii="Times New Roman" w:hAnsi="Times New Roman" w:cs="Times New Roman"/>
+          <w:rFonts w:ascii="Times New Roman" w:hAnsi="Times New Roman" w:eastAsia="Times New Roman"/>
           <w:b w:val="0"/>
           <w:i w:val="0"/>
-          <w:vanish w:val="0"/>
-          <w:color w:val="000000"/>
           <w:sz w:val="20"/>
         </w:rPr>
         <w:t>{classificationAttributes}</w:t>
       </w:r>
-      <w:r>
-        <w:rPr>
-          <w:rFonts w:ascii="Times New Roman" w:hAnsi="Times New Roman" w:cs="Times New Roman"/>
-          <w:b w:val="0"/>
-          <w:i w:val="0"/>
-          <w:vanish w:val="0"/>
-          <w:color w:val="000000"/>
-          <w:sz w:val="18"/>
-        </w:rPr>
-        <w:br/>
-        <w:br/>
-        <w:br/>
-      </w:r>
     </w:p>
     <w:p>
       <w:pPr>
-        <w:keepNext w:val="0"/>
-        <w:keepLines w:val="0"/>
-        <w:spacing w:before="0" w:after="80" w:line="252" w:lineRule="auto"/>
+        <w:spacing w:after="60" w:line="240" w:lineRule="auto"/>
       </w:pPr>
       <w:r>
         <w:rPr>
-          <w:rFonts w:ascii="Times New Roman" w:hAnsi="Times New Roman" w:cs="Times New Roman"/>
+          <w:rFonts w:ascii="Times New Roman" w:hAnsi="Times New Roman" w:eastAsia="Times New Roman"/>
           <w:b w:val="0"/>
-          <w:i/>
-          <w:vanish w:val="0"/>
-          <w:color w:val="666666"/>
-          <w:sz w:val="17"/>
+          <w:i w:val="0"/>
+          <w:sz w:val="18"/>
         </w:rPr>
         <w:t>Record each fact that drives classification; use evidence from the device description, IFU and design documentation.</w:t>
       </w:r>
     </w:p>
     <w:tbl>
       <w:tblPr>
-        <w:tblW w:type="dxa" w:w="8906"/>
-        <w:jc w:val="left"/>
+        <w:tblW w:type="auto" w:w="0"/>
+        <w:jc w:val="center"/>
         <w:tblLayout w:type="fixed"/>
         <w:tblLook w:firstColumn="1" w:firstRow="1" w:lastColumn="0" w:lastRow="0" w:noHBand="0" w:noVBand="1" w:val="04A0"/>
-        <w:tblInd w:w="110" w:type="dxa"/>
+        <w:tblBorders>
+          <w:top w:val="single" w:sz="6" w:space="0" w:color="777777"/>
+          <w:left w:val="single" w:sz="6" w:space="0" w:color="777777"/>
+          <w:bottom w:val="single" w:sz="6" w:space="0" w:color="777777"/>
+          <w:right w:val="single" w:sz="6" w:space="0" w:color="777777"/>
+          <w:insideH w:val="single" w:sz="6" w:space="0" w:color="777777"/>
+          <w:insideV w:val="single" w:sz="6" w:space="0" w:color="777777"/>
+        </w:tblBorders>
+        <w:tblLayout w:type="fixed"/>
       </w:tblPr>
       <w:tblGrid>
-        <w:gridCol w:w="2200"/>
-        <w:gridCol w:w="3900"/>
-        <w:gridCol w:w="2806"/>
+        <w:gridCol w:w="3552"/>
+        <w:gridCol w:w="3552"/>
+        <w:gridCol w:w="3552"/>
       </w:tblGrid>
       <w:tr>
-        <w:trPr>
-          <w:tblHeader w:val="true"/>
-        </w:trPr>
         <w:tc>
           <w:tcPr>
-            <w:tcW w:type="dxa" w:w="2200"/>
-            <w:tcMar>
-              <w:top w:w="90" w:type="dxa"/>
-              <w:start w:w="110" w:type="dxa"/>
-              <w:bottom w:w="90" w:type="dxa"/>
-              <w:end w:w="110" w:type="dxa"/>
-            </w:tcMar>
-            <w:tcBorders>
-              <w:top w:val="single" w:sz="6" w:space="0" w:color="808080"/>
-              <w:start w:val="single" w:sz="6" w:space="0" w:color="808080"/>
-              <w:bottom w:val="single" w:sz="6" w:space="0" w:color="808080"/>
-              <w:end w:val="single" w:sz="6" w:space="0" w:color="808080"/>
-              <w:insideH w:val="single" w:sz="6" w:space="0" w:color="808080"/>
-              <w:insideV w:val="single" w:sz="6" w:space="0" w:color="808080"/>
-            </w:tcBorders>
+            <w:tcW w:type="dxa" w:w="3312"/>
             <w:vAlign w:val="center"/>
-            <w:shd w:val="clear" w:color="auto" w:fill="E7E6E6"/>
+            <w:shd w:fill="EAEAEA"/>
           </w:tcPr>
           <w:p>
             <w:pPr>
-              <w:spacing w:before="0" w:after="0" w:line="252" w:lineRule="auto"/>
+              <w:spacing w:after="0" w:line="240" w:lineRule="auto"/>
               <w:jc w:val="center"/>
             </w:pPr>
             <w:r/>
             <w:r>
               <w:rPr>
-                <w:rFonts w:ascii="Times New Roman" w:hAnsi="Times New Roman" w:cs="Times New Roman"/>
+                <w:rFonts w:ascii="Times New Roman" w:hAnsi="Times New Roman" w:eastAsia="Times New Roman"/>
                 <w:b/>
                 <w:i w:val="0"/>
-                <w:vanish w:val="0"/>
-                <w:color w:val="000000"/>
-                <w:sz w:val="17"/>
+                <w:sz w:val="18"/>
               </w:rPr>
               <w:t>Attribute</w:t>
             </w:r>
@@ -660,38 +676,22 @@
         </w:tc>
         <w:tc>
           <w:tcPr>
-            <w:tcW w:type="dxa" w:w="3900"/>
-            <w:tcMar>
-              <w:top w:w="90" w:type="dxa"/>
-              <w:start w:w="110" w:type="dxa"/>
-              <w:bottom w:w="90" w:type="dxa"/>
-              <w:end w:w="110" w:type="dxa"/>
-            </w:tcMar>
-            <w:tcBorders>
-              <w:top w:val="single" w:sz="6" w:space="0" w:color="808080"/>
-              <w:start w:val="single" w:sz="6" w:space="0" w:color="808080"/>
-              <w:bottom w:val="single" w:sz="6" w:space="0" w:color="808080"/>
-              <w:end w:val="single" w:sz="6" w:space="0" w:color="808080"/>
-              <w:insideH w:val="single" w:sz="6" w:space="0" w:color="808080"/>
-              <w:insideV w:val="single" w:sz="6" w:space="0" w:color="808080"/>
-            </w:tcBorders>
+            <w:tcW w:type="dxa" w:w="4608"/>
             <w:vAlign w:val="center"/>
-            <w:shd w:val="clear" w:color="auto" w:fill="E7E6E6"/>
+            <w:shd w:fill="EAEAEA"/>
           </w:tcPr>
           <w:p>
             <w:pPr>
-              <w:spacing w:before="0" w:after="0" w:line="252" w:lineRule="auto"/>
+              <w:spacing w:after="0" w:line="240" w:lineRule="auto"/>
               <w:jc w:val="center"/>
             </w:pPr>
             <w:r/>
             <w:r>
               <w:rPr>
-                <w:rFonts w:ascii="Times New Roman" w:hAnsi="Times New Roman" w:cs="Times New Roman"/>
+                <w:rFonts w:ascii="Times New Roman" w:hAnsi="Times New Roman" w:eastAsia="Times New Roman"/>
                 <w:b/>
                 <w:i w:val="0"/>
-                <w:vanish w:val="0"/>
-                <w:color w:val="000000"/>
-                <w:sz w:val="17"/>
+                <w:sz w:val="18"/>
               </w:rPr>
               <w:t>Device-specific value</w:t>
             </w:r>
@@ -699,38 +699,22 @@
         </w:tc>
         <w:tc>
           <w:tcPr>
-            <w:tcW w:type="dxa" w:w="2806"/>
-            <w:tcMar>
-              <w:top w:w="90" w:type="dxa"/>
-              <w:start w:w="110" w:type="dxa"/>
-              <w:bottom w:w="90" w:type="dxa"/>
-              <w:end w:w="110" w:type="dxa"/>
-            </w:tcMar>
-            <w:tcBorders>
-              <w:top w:val="single" w:sz="6" w:space="0" w:color="808080"/>
-              <w:start w:val="single" w:sz="6" w:space="0" w:color="808080"/>
-              <w:bottom w:val="single" w:sz="6" w:space="0" w:color="808080"/>
-              <w:end w:val="single" w:sz="6" w:space="0" w:color="808080"/>
-              <w:insideH w:val="single" w:sz="6" w:space="0" w:color="808080"/>
-              <w:insideV w:val="single" w:sz="6" w:space="0" w:color="808080"/>
-            </w:tcBorders>
+            <w:tcW w:type="dxa" w:w="4896"/>
             <w:vAlign w:val="center"/>
-            <w:shd w:val="clear" w:color="auto" w:fill="E7E6E6"/>
+            <w:shd w:fill="EAEAEA"/>
           </w:tcPr>
           <w:p>
             <w:pPr>
-              <w:spacing w:before="0" w:after="0" w:line="252" w:lineRule="auto"/>
+              <w:spacing w:after="0" w:line="240" w:lineRule="auto"/>
               <w:jc w:val="center"/>
             </w:pPr>
             <w:r/>
             <w:r>
               <w:rPr>
-                <w:rFonts w:ascii="Times New Roman" w:hAnsi="Times New Roman" w:cs="Times New Roman"/>
+                <w:rFonts w:ascii="Times New Roman" w:hAnsi="Times New Roman" w:eastAsia="Times New Roman"/>
                 <w:b/>
                 <w:i w:val="0"/>
-                <w:vanish w:val="0"/>
-                <w:color w:val="000000"/>
-                <w:sz w:val="17"/>
+                <w:sz w:val="18"/>
               </w:rPr>
               <w:t>Evidence reference</w:t>
             </w:r>
@@ -738,91 +722,45 @@
         </w:tc>
       </w:tr>
       <w:tr>
-        <w:trPr>
-          <w:cantSplit w:val="true"/>
-        </w:trPr>
         <w:tc>
           <w:tcPr>
-            <w:tcW w:type="dxa" w:w="2200"/>
-            <w:tcMar>
-              <w:top w:w="90" w:type="dxa"/>
-              <w:start w:w="110" w:type="dxa"/>
-              <w:bottom w:w="90" w:type="dxa"/>
-              <w:end w:w="110" w:type="dxa"/>
-            </w:tcMar>
-            <w:tcBorders>
-              <w:top w:val="single" w:sz="6" w:space="0" w:color="808080"/>
-              <w:start w:val="single" w:sz="6" w:space="0" w:color="808080"/>
-              <w:bottom w:val="single" w:sz="6" w:space="0" w:color="808080"/>
-              <w:end w:val="single" w:sz="6" w:space="0" w:color="808080"/>
-              <w:insideH w:val="single" w:sz="6" w:space="0" w:color="808080"/>
-              <w:insideV w:val="single" w:sz="6" w:space="0" w:color="808080"/>
-            </w:tcBorders>
+            <w:tcW w:type="dxa" w:w="3312"/>
             <w:vAlign w:val="center"/>
           </w:tcPr>
           <w:p>
             <w:pPr>
-              <w:spacing w:before="0" w:after="0" w:line="240" w:lineRule="auto"/>
-              <w:jc w:val="center"/>
+              <w:spacing w:after="0" w:line="240" w:lineRule="auto"/>
+              <w:jc w:val="left"/>
             </w:pPr>
             <w:r/>
             <w:r>
               <w:rPr>
-                <w:rFonts w:ascii="Times New Roman" w:hAnsi="Times New Roman" w:cs="Times New Roman"/>
+                <w:rFonts w:ascii="Times New Roman" w:hAnsi="Times New Roman" w:eastAsia="Times New Roman"/>
                 <w:b w:val="0"/>
                 <w:i w:val="0"/>
-                <w:vanish/>
-                <w:color w:val="FFFFFF"/>
-                <w:sz w:val="2"/>
+                <w:sz w:val="18"/>
               </w:rPr>
-              <w:t>{#classificationAttributesRows}</w:t>
-            </w:r>
-            <w:r>
-              <w:rPr>
-                <w:rFonts w:ascii="Times New Roman" w:hAnsi="Times New Roman" w:cs="Times New Roman"/>
-                <w:b w:val="0"/>
-                <w:i w:val="0"/>
-                <w:vanish w:val="0"/>
-                <w:color w:val="000000"/>
-                <w:sz w:val="17"/>
-              </w:rPr>
-              <w:t>{attribute}</w:t>
+              <w:t>{#classificationAttributesRows}{attribute}</w:t>
             </w:r>
           </w:p>
         </w:tc>
         <w:tc>
           <w:tcPr>
-            <w:tcW w:type="dxa" w:w="3900"/>
-            <w:tcMar>
-              <w:top w:w="90" w:type="dxa"/>
-              <w:start w:w="110" w:type="dxa"/>
-              <w:bottom w:w="90" w:type="dxa"/>
-              <w:end w:w="110" w:type="dxa"/>
-            </w:tcMar>
-            <w:tcBorders>
-              <w:top w:val="single" w:sz="6" w:space="0" w:color="808080"/>
-              <w:start w:val="single" w:sz="6" w:space="0" w:color="808080"/>
-              <w:bottom w:val="single" w:sz="6" w:space="0" w:color="808080"/>
-              <w:end w:val="single" w:sz="6" w:space="0" w:color="808080"/>
-              <w:insideH w:val="single" w:sz="6" w:space="0" w:color="808080"/>
-              <w:insideV w:val="single" w:sz="6" w:space="0" w:color="808080"/>
-            </w:tcBorders>
+            <w:tcW w:type="dxa" w:w="4608"/>
             <w:vAlign w:val="center"/>
           </w:tcPr>
           <w:p>
             <w:pPr>
-              <w:spacing w:before="0" w:after="0" w:line="240" w:lineRule="auto"/>
+              <w:spacing w:after="0" w:line="240" w:lineRule="auto"/>
               <w:jc w:val="left"/>
             </w:pPr>
             <w:r/>
             <w:r>
               <w:rPr>
-                <w:rFonts w:ascii="Times New Roman" w:hAnsi="Times New Roman" w:cs="Times New Roman"/>
+                <w:rFonts w:ascii="Times New Roman" w:hAnsi="Times New Roman" w:eastAsia="Times New Roman"/>
                 <w:b w:val="0"/>
                 <w:i w:val="0"/>
-                <w:vanish w:val="0"/>
-                <w:color w:val="000000"/>
-                <w:sz w:val="17"/>
+                <w:sz w:val="18"/>
               </w:rPr>
               <w:t>{value}</w:t>
             </w:r>
@@ -830,50 +768,23 @@
         </w:tc>
         <w:tc>
           <w:tcPr>
-            <w:tcW w:type="dxa" w:w="2806"/>
-            <w:tcMar>
-              <w:top w:w="90" w:type="dxa"/>
-              <w:start w:w="110" w:type="dxa"/>
-              <w:bottom w:w="90" w:type="dxa"/>
-              <w:end w:w="110" w:type="dxa"/>
-            </w:tcMar>
-            <w:tcBorders>
-              <w:top w:val="single" w:sz="6" w:space="0" w:color="808080"/>
-              <w:start w:val="single" w:sz="6" w:space="0" w:color="808080"/>
-              <w:bottom w:val="single" w:sz="6" w:space="0" w:color="808080"/>
-              <w:end w:val="single" w:sz="6" w:space="0" w:color="808080"/>
-              <w:insideH w:val="single" w:sz="6" w:space="0" w:color="808080"/>
-              <w:insideV w:val="single" w:sz="6" w:space="0" w:color="808080"/>
-            </w:tcBorders>
+            <w:tcW w:type="dxa" w:w="4896"/>
             <w:vAlign w:val="center"/>
           </w:tcPr>
           <w:p>
             <w:pPr>
-              <w:spacing w:before="0" w:after="0" w:line="240" w:lineRule="auto"/>
+              <w:spacing w:after="0" w:line="240" w:lineRule="auto"/>
               <w:jc w:val="left"/>
             </w:pPr>
             <w:r/>
             <w:r>
               <w:rPr>
-                <w:rFonts w:ascii="Times New Roman" w:hAnsi="Times New Roman" w:cs="Times New Roman"/>
+                <w:rFonts w:ascii="Times New Roman" w:hAnsi="Times New Roman" w:eastAsia="Times New Roman"/>
                 <w:b w:val="0"/>
                 <w:i w:val="0"/>
-                <w:vanish w:val="0"/>
-                <w:color w:val="000000"/>
-                <w:sz w:val="17"/>
+                <w:sz w:val="18"/>
               </w:rPr>
-              <w:t>{evidenceReference}</w:t>
-            </w:r>
-            <w:r>
-              <w:rPr>
-                <w:rFonts w:ascii="Times New Roman" w:hAnsi="Times New Roman" w:cs="Times New Roman"/>
-                <w:b w:val="0"/>
-                <w:i w:val="0"/>
-                <w:vanish/>
-                <w:color w:val="FFFFFF"/>
-                <w:sz w:val="2"/>
-              </w:rPr>
-              <w:t>{/classificationAttributesRows}</w:t>
+              <w:t>{evidenceReference}{/classificationAttributesRows}</w:t>
             </w:r>
           </w:p>
         </w:tc>
@@ -881,120 +792,87 @@
     </w:tbl>
     <w:p>
       <w:pPr>
-        <w:keepNext w:val="0"/>
-        <w:keepLines w:val="0"/>
-        <w:spacing w:before="0" w:after="20" w:line="252" w:lineRule="auto"/>
-      </w:pPr>
-    </w:p>
-    <w:p>
-      <w:pPr>
-        <w:pStyle w:val="Heading1"/>
+        <w:spacing w:after="40" w:line="240" w:lineRule="auto"/>
       </w:pPr>
       <w:r>
+        <w:rPr>
+          <w:rFonts w:ascii="Times New Roman" w:hAnsi="Times New Roman" w:eastAsia="Times New Roman"/>
+          <w:b/>
+          <w:i w:val="0"/>
+          <w:sz w:val="22"/>
+        </w:rPr>
         <w:t>3. Rule-by-rule analysis</w:t>
       </w:r>
     </w:p>
     <w:p>
       <w:pPr>
-        <w:keepNext w:val="0"/>
-        <w:keepLines/>
-        <w:spacing w:before="0" w:after="20" w:line="259" w:lineRule="auto"/>
+        <w:spacing w:after="0" w:line="240" w:lineRule="auto"/>
       </w:pPr>
       <w:r>
         <w:rPr>
-          <w:rFonts w:ascii="Times New Roman" w:hAnsi="Times New Roman" w:cs="Times New Roman"/>
+          <w:rFonts w:ascii="Times New Roman" w:hAnsi="Times New Roman" w:eastAsia="Times New Roman"/>
           <w:b w:val="0"/>
           <w:i w:val="0"/>
-          <w:vanish w:val="0"/>
-          <w:color w:val="000000"/>
           <w:sz w:val="20"/>
         </w:rPr>
         <w:t>{classificationRuleAnalysis}</w:t>
       </w:r>
-      <w:r>
-        <w:rPr>
-          <w:rFonts w:ascii="Times New Roman" w:hAnsi="Times New Roman" w:cs="Times New Roman"/>
-          <w:b w:val="0"/>
-          <w:i w:val="0"/>
-          <w:vanish w:val="0"/>
-          <w:color w:val="000000"/>
-          <w:sz w:val="18"/>
-        </w:rPr>
-        <w:br/>
-        <w:br/>
-        <w:br/>
-      </w:r>
     </w:p>
     <w:p>
       <w:pPr>
-        <w:keepNext w:val="0"/>
-        <w:keepLines w:val="0"/>
-        <w:spacing w:before="0" w:after="80" w:line="252" w:lineRule="auto"/>
+        <w:spacing w:after="60" w:line="240" w:lineRule="auto"/>
       </w:pPr>
       <w:r>
         <w:rPr>
-          <w:rFonts w:ascii="Times New Roman" w:hAnsi="Times New Roman" w:cs="Times New Roman"/>
+          <w:rFonts w:ascii="Times New Roman" w:hAnsi="Times New Roman" w:eastAsia="Times New Roman"/>
           <w:b w:val="0"/>
-          <w:i/>
-          <w:vanish w:val="0"/>
-          <w:color w:val="666666"/>
-          <w:sz w:val="17"/>
+          <w:i w:val="0"/>
+          <w:sz w:val="18"/>
         </w:rPr>
         <w:t>Identify the applicable First Schedule Part I rule(s), quote only the necessary rule identifier/criterion, explain how the device meets it, and explain why plausible alternative rules do not control.</w:t>
       </w:r>
     </w:p>
     <w:tbl>
       <w:tblPr>
-        <w:tblW w:type="dxa" w:w="8906"/>
-        <w:jc w:val="left"/>
+        <w:tblW w:type="auto" w:w="0"/>
+        <w:jc w:val="center"/>
         <w:tblLayout w:type="fixed"/>
         <w:tblLook w:firstColumn="1" w:firstRow="1" w:lastColumn="0" w:lastRow="0" w:noHBand="0" w:noVBand="1" w:val="04A0"/>
-        <w:tblInd w:w="110" w:type="dxa"/>
+        <w:tblBorders>
+          <w:top w:val="single" w:sz="6" w:space="0" w:color="777777"/>
+          <w:left w:val="single" w:sz="6" w:space="0" w:color="777777"/>
+          <w:bottom w:val="single" w:sz="6" w:space="0" w:color="777777"/>
+          <w:right w:val="single" w:sz="6" w:space="0" w:color="777777"/>
+          <w:insideH w:val="single" w:sz="6" w:space="0" w:color="777777"/>
+          <w:insideV w:val="single" w:sz="6" w:space="0" w:color="777777"/>
+        </w:tblBorders>
+        <w:tblLayout w:type="fixed"/>
       </w:tblPr>
       <w:tblGrid>
-        <w:gridCol w:w="1350"/>
-        <w:gridCol w:w="4200"/>
-        <w:gridCol w:w="1200"/>
-        <w:gridCol w:w="2156"/>
+        <w:gridCol w:w="2664"/>
+        <w:gridCol w:w="2664"/>
+        <w:gridCol w:w="2664"/>
+        <w:gridCol w:w="2664"/>
       </w:tblGrid>
       <w:tr>
-        <w:trPr>
-          <w:tblHeader w:val="true"/>
-        </w:trPr>
         <w:tc>
           <w:tcPr>
-            <w:tcW w:type="dxa" w:w="1350"/>
-            <w:tcMar>
-              <w:top w:w="90" w:type="dxa"/>
-              <w:start w:w="110" w:type="dxa"/>
-              <w:bottom w:w="90" w:type="dxa"/>
-              <w:end w:w="110" w:type="dxa"/>
-            </w:tcMar>
-            <w:tcBorders>
-              <w:top w:val="single" w:sz="6" w:space="0" w:color="808080"/>
-              <w:start w:val="single" w:sz="6" w:space="0" w:color="808080"/>
-              <w:bottom w:val="single" w:sz="6" w:space="0" w:color="808080"/>
-              <w:end w:val="single" w:sz="6" w:space="0" w:color="808080"/>
-              <w:insideH w:val="single" w:sz="6" w:space="0" w:color="808080"/>
-              <w:insideV w:val="single" w:sz="6" w:space="0" w:color="808080"/>
-            </w:tcBorders>
+            <w:tcW w:type="dxa" w:w="2232"/>
             <w:vAlign w:val="center"/>
-            <w:shd w:val="clear" w:color="auto" w:fill="E7E6E6"/>
+            <w:shd w:fill="EAEAEA"/>
           </w:tcPr>
           <w:p>
             <w:pPr>
-              <w:spacing w:before="0" w:after="0" w:line="252" w:lineRule="auto"/>
+              <w:spacing w:after="0" w:line="240" w:lineRule="auto"/>
               <w:jc w:val="center"/>
             </w:pPr>
             <w:r/>
             <w:r>
               <w:rPr>
-                <w:rFonts w:ascii="Times New Roman" w:hAnsi="Times New Roman" w:cs="Times New Roman"/>
+                <w:rFonts w:ascii="Times New Roman" w:hAnsi="Times New Roman" w:eastAsia="Times New Roman"/>
                 <w:b/>
                 <w:i w:val="0"/>
-                <w:vanish w:val="0"/>
-                <w:color w:val="000000"/>
-                <w:sz w:val="16"/>
+                <w:sz w:val="17"/>
               </w:rPr>
               <w:t>Rule / sub-rule</w:t>
             </w:r>
@@ -1002,38 +880,22 @@
         </w:tc>
         <w:tc>
           <w:tcPr>
-            <w:tcW w:type="dxa" w:w="4200"/>
-            <w:tcMar>
-              <w:top w:w="90" w:type="dxa"/>
-              <w:start w:w="110" w:type="dxa"/>
-              <w:bottom w:w="90" w:type="dxa"/>
-              <w:end w:w="110" w:type="dxa"/>
-            </w:tcMar>
-            <w:tcBorders>
-              <w:top w:val="single" w:sz="6" w:space="0" w:color="808080"/>
-              <w:start w:val="single" w:sz="6" w:space="0" w:color="808080"/>
-              <w:bottom w:val="single" w:sz="6" w:space="0" w:color="808080"/>
-              <w:end w:val="single" w:sz="6" w:space="0" w:color="808080"/>
-              <w:insideH w:val="single" w:sz="6" w:space="0" w:color="808080"/>
-              <w:insideV w:val="single" w:sz="6" w:space="0" w:color="808080"/>
-            </w:tcBorders>
+            <w:tcW w:type="dxa" w:w="4680"/>
             <w:vAlign w:val="center"/>
-            <w:shd w:val="clear" w:color="auto" w:fill="E7E6E6"/>
+            <w:shd w:fill="EAEAEA"/>
           </w:tcPr>
           <w:p>
             <w:pPr>
-              <w:spacing w:before="0" w:after="0" w:line="252" w:lineRule="auto"/>
+              <w:spacing w:after="0" w:line="240" w:lineRule="auto"/>
               <w:jc w:val="center"/>
             </w:pPr>
             <w:r/>
             <w:r>
               <w:rPr>
-                <w:rFonts w:ascii="Times New Roman" w:hAnsi="Times New Roman" w:cs="Times New Roman"/>
+                <w:rFonts w:ascii="Times New Roman" w:hAnsi="Times New Roman" w:eastAsia="Times New Roman"/>
                 <w:b/>
                 <w:i w:val="0"/>
-                <w:vanish w:val="0"/>
-                <w:color w:val="000000"/>
-                <w:sz w:val="16"/>
+                <w:sz w:val="17"/>
               </w:rPr>
               <w:t>Applicability analysis</w:t>
             </w:r>
@@ -1041,38 +903,22 @@
         </w:tc>
         <w:tc>
           <w:tcPr>
-            <w:tcW w:type="dxa" w:w="1200"/>
-            <w:tcMar>
-              <w:top w:w="90" w:type="dxa"/>
-              <w:start w:w="110" w:type="dxa"/>
-              <w:bottom w:w="90" w:type="dxa"/>
-              <w:end w:w="110" w:type="dxa"/>
-            </w:tcMar>
-            <w:tcBorders>
-              <w:top w:val="single" w:sz="6" w:space="0" w:color="808080"/>
-              <w:start w:val="single" w:sz="6" w:space="0" w:color="808080"/>
-              <w:bottom w:val="single" w:sz="6" w:space="0" w:color="808080"/>
-              <w:end w:val="single" w:sz="6" w:space="0" w:color="808080"/>
-              <w:insideH w:val="single" w:sz="6" w:space="0" w:color="808080"/>
-              <w:insideV w:val="single" w:sz="6" w:space="0" w:color="808080"/>
-            </w:tcBorders>
+            <w:tcW w:type="dxa" w:w="2232"/>
             <w:vAlign w:val="center"/>
-            <w:shd w:val="clear" w:color="auto" w:fill="E7E6E6"/>
+            <w:shd w:fill="EAEAEA"/>
           </w:tcPr>
           <w:p>
             <w:pPr>
-              <w:spacing w:before="0" w:after="0" w:line="252" w:lineRule="auto"/>
+              <w:spacing w:after="0" w:line="240" w:lineRule="auto"/>
               <w:jc w:val="center"/>
             </w:pPr>
             <w:r/>
             <w:r>
               <w:rPr>
-                <w:rFonts w:ascii="Times New Roman" w:hAnsi="Times New Roman" w:cs="Times New Roman"/>
+                <w:rFonts w:ascii="Times New Roman" w:hAnsi="Times New Roman" w:eastAsia="Times New Roman"/>
                 <w:b/>
                 <w:i w:val="0"/>
-                <w:vanish w:val="0"/>
-                <w:color w:val="000000"/>
-                <w:sz w:val="16"/>
+                <w:sz w:val="17"/>
               </w:rPr>
               <w:t>Resulting class</w:t>
             </w:r>
@@ -1080,38 +926,22 @@
         </w:tc>
         <w:tc>
           <w:tcPr>
-            <w:tcW w:type="dxa" w:w="2156"/>
-            <w:tcMar>
-              <w:top w:w="90" w:type="dxa"/>
-              <w:start w:w="110" w:type="dxa"/>
-              <w:bottom w:w="90" w:type="dxa"/>
-              <w:end w:w="110" w:type="dxa"/>
-            </w:tcMar>
-            <w:tcBorders>
-              <w:top w:val="single" w:sz="6" w:space="0" w:color="808080"/>
-              <w:start w:val="single" w:sz="6" w:space="0" w:color="808080"/>
-              <w:bottom w:val="single" w:sz="6" w:space="0" w:color="808080"/>
-              <w:end w:val="single" w:sz="6" w:space="0" w:color="808080"/>
-              <w:insideH w:val="single" w:sz="6" w:space="0" w:color="808080"/>
-              <w:insideV w:val="single" w:sz="6" w:space="0" w:color="808080"/>
-            </w:tcBorders>
+            <w:tcW w:type="dxa" w:w="3672"/>
             <w:vAlign w:val="center"/>
-            <w:shd w:val="clear" w:color="auto" w:fill="E7E6E6"/>
+            <w:shd w:fill="EAEAEA"/>
           </w:tcPr>
           <w:p>
             <w:pPr>
-              <w:spacing w:before="0" w:after="0" w:line="252" w:lineRule="auto"/>
+              <w:spacing w:after="0" w:line="240" w:lineRule="auto"/>
               <w:jc w:val="center"/>
             </w:pPr>
             <w:r/>
             <w:r>
               <w:rPr>
-                <w:rFonts w:ascii="Times New Roman" w:hAnsi="Times New Roman" w:cs="Times New Roman"/>
+                <w:rFonts w:ascii="Times New Roman" w:hAnsi="Times New Roman" w:eastAsia="Times New Roman"/>
                 <w:b/>
                 <w:i w:val="0"/>
-                <w:vanish w:val="0"/>
-                <w:color w:val="000000"/>
-                <w:sz w:val="16"/>
+                <w:sz w:val="17"/>
               </w:rPr>
               <w:t>Evidence</w:t>
             </w:r>
@@ -1119,91 +949,45 @@
         </w:tc>
       </w:tr>
       <w:tr>
-        <w:trPr>
-          <w:cantSplit w:val="true"/>
-        </w:trPr>
         <w:tc>
           <w:tcPr>
-            <w:tcW w:type="dxa" w:w="1350"/>
-            <w:tcMar>
-              <w:top w:w="90" w:type="dxa"/>
-              <w:start w:w="110" w:type="dxa"/>
-              <w:bottom w:w="90" w:type="dxa"/>
-              <w:end w:w="110" w:type="dxa"/>
-            </w:tcMar>
-            <w:tcBorders>
-              <w:top w:val="single" w:sz="6" w:space="0" w:color="808080"/>
-              <w:start w:val="single" w:sz="6" w:space="0" w:color="808080"/>
-              <w:bottom w:val="single" w:sz="6" w:space="0" w:color="808080"/>
-              <w:end w:val="single" w:sz="6" w:space="0" w:color="808080"/>
-              <w:insideH w:val="single" w:sz="6" w:space="0" w:color="808080"/>
-              <w:insideV w:val="single" w:sz="6" w:space="0" w:color="808080"/>
-            </w:tcBorders>
+            <w:tcW w:type="dxa" w:w="2232"/>
             <w:vAlign w:val="center"/>
           </w:tcPr>
           <w:p>
             <w:pPr>
-              <w:spacing w:before="0" w:after="0" w:line="240" w:lineRule="auto"/>
-              <w:jc w:val="center"/>
+              <w:spacing w:after="0" w:line="240" w:lineRule="auto"/>
+              <w:jc w:val="left"/>
             </w:pPr>
             <w:r/>
             <w:r>
               <w:rPr>
-                <w:rFonts w:ascii="Times New Roman" w:hAnsi="Times New Roman" w:cs="Times New Roman"/>
+                <w:rFonts w:ascii="Times New Roman" w:hAnsi="Times New Roman" w:eastAsia="Times New Roman"/>
                 <w:b w:val="0"/>
                 <w:i w:val="0"/>
-                <w:vanish/>
-                <w:color w:val="FFFFFF"/>
-                <w:sz w:val="2"/>
+                <w:sz w:val="17"/>
               </w:rPr>
-              <w:t>{#classificationRules}</w:t>
-            </w:r>
-            <w:r>
-              <w:rPr>
-                <w:rFonts w:ascii="Times New Roman" w:hAnsi="Times New Roman" w:cs="Times New Roman"/>
-                <w:b w:val="0"/>
-                <w:i w:val="0"/>
-                <w:vanish w:val="0"/>
-                <w:color w:val="000000"/>
-                <w:sz w:val="16"/>
-              </w:rPr>
-              <w:t>{ruleReference}</w:t>
+              <w:t>{#classificationRules}{ruleReference}</w:t>
             </w:r>
           </w:p>
         </w:tc>
         <w:tc>
           <w:tcPr>
-            <w:tcW w:type="dxa" w:w="4200"/>
-            <w:tcMar>
-              <w:top w:w="90" w:type="dxa"/>
-              <w:start w:w="110" w:type="dxa"/>
-              <w:bottom w:w="90" w:type="dxa"/>
-              <w:end w:w="110" w:type="dxa"/>
-            </w:tcMar>
-            <w:tcBorders>
-              <w:top w:val="single" w:sz="6" w:space="0" w:color="808080"/>
-              <w:start w:val="single" w:sz="6" w:space="0" w:color="808080"/>
-              <w:bottom w:val="single" w:sz="6" w:space="0" w:color="808080"/>
-              <w:end w:val="single" w:sz="6" w:space="0" w:color="808080"/>
-              <w:insideH w:val="single" w:sz="6" w:space="0" w:color="808080"/>
-              <w:insideV w:val="single" w:sz="6" w:space="0" w:color="808080"/>
-            </w:tcBorders>
+            <w:tcW w:type="dxa" w:w="4680"/>
             <w:vAlign w:val="center"/>
           </w:tcPr>
           <w:p>
             <w:pPr>
-              <w:spacing w:before="0" w:after="0" w:line="240" w:lineRule="auto"/>
+              <w:spacing w:after="0" w:line="240" w:lineRule="auto"/>
               <w:jc w:val="left"/>
             </w:pPr>
             <w:r/>
             <w:r>
               <w:rPr>
-                <w:rFonts w:ascii="Times New Roman" w:hAnsi="Times New Roman" w:cs="Times New Roman"/>
+                <w:rFonts w:ascii="Times New Roman" w:hAnsi="Times New Roman" w:eastAsia="Times New Roman"/>
                 <w:b w:val="0"/>
                 <w:i w:val="0"/>
-                <w:vanish w:val="0"/>
-                <w:color w:val="000000"/>
-                <w:sz w:val="16"/>
+                <w:sz w:val="17"/>
               </w:rPr>
               <w:t>{analysis}</w:t>
             </w:r>
@@ -1211,37 +995,21 @@
         </w:tc>
         <w:tc>
           <w:tcPr>
-            <w:tcW w:type="dxa" w:w="1200"/>
-            <w:tcMar>
-              <w:top w:w="90" w:type="dxa"/>
-              <w:start w:w="110" w:type="dxa"/>
-              <w:bottom w:w="90" w:type="dxa"/>
-              <w:end w:w="110" w:type="dxa"/>
-            </w:tcMar>
-            <w:tcBorders>
-              <w:top w:val="single" w:sz="6" w:space="0" w:color="808080"/>
-              <w:start w:val="single" w:sz="6" w:space="0" w:color="808080"/>
-              <w:bottom w:val="single" w:sz="6" w:space="0" w:color="808080"/>
-              <w:end w:val="single" w:sz="6" w:space="0" w:color="808080"/>
-              <w:insideH w:val="single" w:sz="6" w:space="0" w:color="808080"/>
-              <w:insideV w:val="single" w:sz="6" w:space="0" w:color="808080"/>
-            </w:tcBorders>
+            <w:tcW w:type="dxa" w:w="2232"/>
             <w:vAlign w:val="center"/>
           </w:tcPr>
           <w:p>
             <w:pPr>
-              <w:spacing w:before="0" w:after="0" w:line="240" w:lineRule="auto"/>
+              <w:spacing w:after="0" w:line="240" w:lineRule="auto"/>
               <w:jc w:val="left"/>
             </w:pPr>
             <w:r/>
             <w:r>
               <w:rPr>
-                <w:rFonts w:ascii="Times New Roman" w:hAnsi="Times New Roman" w:cs="Times New Roman"/>
+                <w:rFonts w:ascii="Times New Roman" w:hAnsi="Times New Roman" w:eastAsia="Times New Roman"/>
                 <w:b w:val="0"/>
                 <w:i w:val="0"/>
-                <w:vanish w:val="0"/>
-                <w:color w:val="000000"/>
-                <w:sz w:val="16"/>
+                <w:sz w:val="17"/>
               </w:rPr>
               <w:t>{resultingClass}</w:t>
             </w:r>
@@ -1249,50 +1017,23 @@
         </w:tc>
         <w:tc>
           <w:tcPr>
-            <w:tcW w:type="dxa" w:w="2156"/>
-            <w:tcMar>
-              <w:top w:w="90" w:type="dxa"/>
-              <w:start w:w="110" w:type="dxa"/>
-              <w:bottom w:w="90" w:type="dxa"/>
-              <w:end w:w="110" w:type="dxa"/>
-            </w:tcMar>
-            <w:tcBorders>
-              <w:top w:val="single" w:sz="6" w:space="0" w:color="808080"/>
-              <w:start w:val="single" w:sz="6" w:space="0" w:color="808080"/>
-              <w:bottom w:val="single" w:sz="6" w:space="0" w:color="808080"/>
-              <w:end w:val="single" w:sz="6" w:space="0" w:color="808080"/>
-              <w:insideH w:val="single" w:sz="6" w:space="0" w:color="808080"/>
-              <w:insideV w:val="single" w:sz="6" w:space="0" w:color="808080"/>
-            </w:tcBorders>
+            <w:tcW w:type="dxa" w:w="3672"/>
             <w:vAlign w:val="center"/>
           </w:tcPr>
           <w:p>
             <w:pPr>
-              <w:spacing w:before="0" w:after="0" w:line="240" w:lineRule="auto"/>
+              <w:spacing w:after="0" w:line="240" w:lineRule="auto"/>
               <w:jc w:val="left"/>
             </w:pPr>
             <w:r/>
             <w:r>
               <w:rPr>
-                <w:rFonts w:ascii="Times New Roman" w:hAnsi="Times New Roman" w:cs="Times New Roman"/>
+                <w:rFonts w:ascii="Times New Roman" w:hAnsi="Times New Roman" w:eastAsia="Times New Roman"/>
                 <w:b w:val="0"/>
                 <w:i w:val="0"/>
-                <w:vanish w:val="0"/>
-                <w:color w:val="000000"/>
-                <w:sz w:val="16"/>
+                <w:sz w:val="17"/>
               </w:rPr>
-              <w:t>{evidenceReference}</w:t>
-            </w:r>
-            <w:r>
-              <w:rPr>
-                <w:rFonts w:ascii="Times New Roman" w:hAnsi="Times New Roman" w:cs="Times New Roman"/>
-                <w:b w:val="0"/>
-                <w:i w:val="0"/>
-                <w:vanish/>
-                <w:color w:val="FFFFFF"/>
-                <w:sz w:val="2"/>
-              </w:rPr>
-              <w:t>{/classificationRules}</w:t>
+              <w:t>{evidenceReference}{/classificationRules}</w:t>
             </w:r>
           </w:p>
         </w:tc>
@@ -1300,128 +1041,101 @@
     </w:tbl>
     <w:p>
       <w:pPr>
-        <w:keepNext w:val="0"/>
-        <w:keepLines w:val="0"/>
-        <w:spacing w:before="0" w:after="20" w:line="252" w:lineRule="auto"/>
-      </w:pPr>
-    </w:p>
-    <w:p>
-      <w:pPr>
-        <w:pStyle w:val="Heading1"/>
+        <w:spacing w:after="40" w:line="240" w:lineRule="auto"/>
       </w:pPr>
       <w:r>
+        <w:rPr>
+          <w:rFonts w:ascii="Times New Roman" w:hAnsi="Times New Roman" w:eastAsia="Times New Roman"/>
+          <w:b/>
+          <w:i w:val="0"/>
+          <w:sz w:val="22"/>
+        </w:rPr>
         <w:t>4. Proposed classification conclusion</w:t>
       </w:r>
     </w:p>
     <w:p>
       <w:pPr>
-        <w:keepNext w:val="0"/>
-        <w:keepLines/>
-        <w:spacing w:before="0" w:after="20" w:line="259" w:lineRule="auto"/>
+        <w:spacing w:after="0" w:line="240" w:lineRule="auto"/>
       </w:pPr>
       <w:r>
         <w:rPr>
-          <w:rFonts w:ascii="Times New Roman" w:hAnsi="Times New Roman" w:cs="Times New Roman"/>
+          <w:rFonts w:ascii="Times New Roman" w:hAnsi="Times New Roman" w:eastAsia="Times New Roman"/>
           <w:b w:val="0"/>
           <w:i w:val="0"/>
-          <w:vanish w:val="0"/>
-          <w:color w:val="000000"/>
           <w:sz w:val="20"/>
         </w:rPr>
         <w:t>{classificationConclusion}</w:t>
       </w:r>
-      <w:r>
-        <w:rPr>
-          <w:rFonts w:ascii="Times New Roman" w:hAnsi="Times New Roman" w:cs="Times New Roman"/>
-          <w:b w:val="0"/>
-          <w:i w:val="0"/>
-          <w:vanish w:val="0"/>
-          <w:color w:val="000000"/>
-          <w:sz w:val="18"/>
-        </w:rPr>
-        <w:br/>
-        <w:br/>
-        <w:br/>
-      </w:r>
     </w:p>
     <w:p>
       <w:pPr>
-        <w:keepNext w:val="0"/>
-        <w:keepLines w:val="0"/>
-        <w:spacing w:before="0" w:after="80" w:line="252" w:lineRule="auto"/>
+        <w:spacing w:after="80" w:line="240" w:lineRule="auto"/>
       </w:pPr>
       <w:r>
         <w:rPr>
-          <w:rFonts w:ascii="Times New Roman" w:hAnsi="Times New Roman" w:cs="Times New Roman"/>
+          <w:rFonts w:ascii="Times New Roman" w:hAnsi="Times New Roman" w:eastAsia="Times New Roman"/>
           <w:b w:val="0"/>
-          <w:i/>
-          <w:vanish w:val="0"/>
-          <w:color w:val="666666"/>
-          <w:sz w:val="17"/>
+          <w:i w:val="0"/>
+          <w:sz w:val="18"/>
         </w:rPr>
         <w:t>State the proposed Class A/B/C/D, controlling classification rule and concise conclusion. If more than one rule applies, use the highest resulting class.</w:t>
       </w:r>
     </w:p>
     <w:p>
       <w:pPr>
-        <w:pStyle w:val="Heading1"/>
+        <w:spacing w:after="40" w:line="240" w:lineRule="auto"/>
       </w:pPr>
       <w:r>
+        <w:rPr>
+          <w:rFonts w:ascii="Times New Roman" w:hAnsi="Times New Roman" w:eastAsia="Times New Roman"/>
+          <w:b/>
+          <w:i w:val="0"/>
+          <w:sz w:val="22"/>
+        </w:rPr>
         <w:t>5. Supporting documents</w:t>
       </w:r>
     </w:p>
     <w:tbl>
       <w:tblPr>
-        <w:tblW w:type="dxa" w:w="8906"/>
-        <w:jc w:val="left"/>
+        <w:tblW w:type="auto" w:w="0"/>
+        <w:jc w:val="center"/>
         <w:tblLayout w:type="fixed"/>
         <w:tblLook w:firstColumn="1" w:firstRow="1" w:lastColumn="0" w:lastRow="0" w:noHBand="0" w:noVBand="1" w:val="04A0"/>
-        <w:tblInd w:w="110" w:type="dxa"/>
+        <w:tblBorders>
+          <w:top w:val="single" w:sz="6" w:space="0" w:color="777777"/>
+          <w:left w:val="single" w:sz="6" w:space="0" w:color="777777"/>
+          <w:bottom w:val="single" w:sz="6" w:space="0" w:color="777777"/>
+          <w:right w:val="single" w:sz="6" w:space="0" w:color="777777"/>
+          <w:insideH w:val="single" w:sz="6" w:space="0" w:color="777777"/>
+          <w:insideV w:val="single" w:sz="6" w:space="0" w:color="777777"/>
+        </w:tblBorders>
+        <w:tblLayout w:type="fixed"/>
       </w:tblPr>
       <w:tblGrid>
-        <w:gridCol w:w="700"/>
-        <w:gridCol w:w="3600"/>
-        <w:gridCol w:w="2100"/>
-        <w:gridCol w:w="2506"/>
+        <w:gridCol w:w="2664"/>
+        <w:gridCol w:w="2664"/>
+        <w:gridCol w:w="2664"/>
+        <w:gridCol w:w="2664"/>
       </w:tblGrid>
       <w:tr>
-        <w:trPr>
-          <w:tblHeader w:val="true"/>
-        </w:trPr>
         <w:tc>
           <w:tcPr>
-            <w:tcW w:type="dxa" w:w="700"/>
-            <w:tcMar>
-              <w:top w:w="90" w:type="dxa"/>
-              <w:start w:w="110" w:type="dxa"/>
-              <w:bottom w:w="90" w:type="dxa"/>
-              <w:end w:w="110" w:type="dxa"/>
-            </w:tcMar>
-            <w:tcBorders>
-              <w:top w:val="single" w:sz="6" w:space="0" w:color="808080"/>
-              <w:start w:val="single" w:sz="6" w:space="0" w:color="808080"/>
-              <w:bottom w:val="single" w:sz="6" w:space="0" w:color="808080"/>
-              <w:end w:val="single" w:sz="6" w:space="0" w:color="808080"/>
-              <w:insideH w:val="single" w:sz="6" w:space="0" w:color="808080"/>
-              <w:insideV w:val="single" w:sz="6" w:space="0" w:color="808080"/>
-            </w:tcBorders>
+            <w:tcW w:type="dxa" w:w="1008"/>
             <w:vAlign w:val="center"/>
-            <w:shd w:val="clear" w:color="auto" w:fill="E7E6E6"/>
+            <w:shd w:fill="EAEAEA"/>
           </w:tcPr>
           <w:p>
             <w:pPr>
-              <w:spacing w:before="0" w:after="0" w:line="252" w:lineRule="auto"/>
+              <w:spacing w:after="0" w:line="240" w:lineRule="auto"/>
               <w:jc w:val="center"/>
             </w:pPr>
             <w:r/>
             <w:r>
               <w:rPr>
-                <w:rFonts w:ascii="Times New Roman" w:hAnsi="Times New Roman" w:cs="Times New Roman"/>
+                <w:rFonts w:ascii="Times New Roman" w:hAnsi="Times New Roman" w:eastAsia="Times New Roman"/>
                 <w:b/>
                 <w:i w:val="0"/>
-                <w:vanish w:val="0"/>
-                <w:color w:val="000000"/>
-                <w:sz w:val="16"/>
+                <w:sz w:val="17"/>
               </w:rPr>
               <w:t>Sl. No.</w:t>
             </w:r>
@@ -1429,38 +1143,22 @@
         </w:tc>
         <w:tc>
           <w:tcPr>
-            <w:tcW w:type="dxa" w:w="3600"/>
-            <w:tcMar>
-              <w:top w:w="90" w:type="dxa"/>
-              <w:start w:w="110" w:type="dxa"/>
-              <w:bottom w:w="90" w:type="dxa"/>
-              <w:end w:w="110" w:type="dxa"/>
-            </w:tcMar>
-            <w:tcBorders>
-              <w:top w:val="single" w:sz="6" w:space="0" w:color="808080"/>
-              <w:start w:val="single" w:sz="6" w:space="0" w:color="808080"/>
-              <w:bottom w:val="single" w:sz="6" w:space="0" w:color="808080"/>
-              <w:end w:val="single" w:sz="6" w:space="0" w:color="808080"/>
-              <w:insideH w:val="single" w:sz="6" w:space="0" w:color="808080"/>
-              <w:insideV w:val="single" w:sz="6" w:space="0" w:color="808080"/>
-            </w:tcBorders>
+            <w:tcW w:type="dxa" w:w="4608"/>
             <w:vAlign w:val="center"/>
-            <w:shd w:val="clear" w:color="auto" w:fill="E7E6E6"/>
+            <w:shd w:fill="EAEAEA"/>
           </w:tcPr>
           <w:p>
             <w:pPr>
-              <w:spacing w:before="0" w:after="0" w:line="252" w:lineRule="auto"/>
+              <w:spacing w:after="0" w:line="240" w:lineRule="auto"/>
               <w:jc w:val="center"/>
             </w:pPr>
             <w:r/>
             <w:r>
               <w:rPr>
-                <w:rFonts w:ascii="Times New Roman" w:hAnsi="Times New Roman" w:cs="Times New Roman"/>
+                <w:rFonts w:ascii="Times New Roman" w:hAnsi="Times New Roman" w:eastAsia="Times New Roman"/>
                 <w:b/>
                 <w:i w:val="0"/>
-                <w:vanish w:val="0"/>
-                <w:color w:val="000000"/>
-                <w:sz w:val="16"/>
+                <w:sz w:val="17"/>
               </w:rPr>
               <w:t>Supporting document</w:t>
             </w:r>
@@ -1468,38 +1166,22 @@
         </w:tc>
         <w:tc>
           <w:tcPr>
-            <w:tcW w:type="dxa" w:w="2100"/>
-            <w:tcMar>
-              <w:top w:w="90" w:type="dxa"/>
-              <w:start w:w="110" w:type="dxa"/>
-              <w:bottom w:w="90" w:type="dxa"/>
-              <w:end w:w="110" w:type="dxa"/>
-            </w:tcMar>
-            <w:tcBorders>
-              <w:top w:val="single" w:sz="6" w:space="0" w:color="808080"/>
-              <w:start w:val="single" w:sz="6" w:space="0" w:color="808080"/>
-              <w:bottom w:val="single" w:sz="6" w:space="0" w:color="808080"/>
-              <w:end w:val="single" w:sz="6" w:space="0" w:color="808080"/>
-              <w:insideH w:val="single" w:sz="6" w:space="0" w:color="808080"/>
-              <w:insideV w:val="single" w:sz="6" w:space="0" w:color="808080"/>
-            </w:tcBorders>
+            <w:tcW w:type="dxa" w:w="3168"/>
             <w:vAlign w:val="center"/>
-            <w:shd w:val="clear" w:color="auto" w:fill="E7E6E6"/>
+            <w:shd w:fill="EAEAEA"/>
           </w:tcPr>
           <w:p>
             <w:pPr>
-              <w:spacing w:before="0" w:after="0" w:line="252" w:lineRule="auto"/>
+              <w:spacing w:after="0" w:line="240" w:lineRule="auto"/>
               <w:jc w:val="center"/>
             </w:pPr>
             <w:r/>
             <w:r>
               <w:rPr>
-                <w:rFonts w:ascii="Times New Roman" w:hAnsi="Times New Roman" w:cs="Times New Roman"/>
+                <w:rFonts w:ascii="Times New Roman" w:hAnsi="Times New Roman" w:eastAsia="Times New Roman"/>
                 <w:b/>
                 <w:i w:val="0"/>
-                <w:vanish w:val="0"/>
-                <w:color w:val="000000"/>
-                <w:sz w:val="16"/>
+                <w:sz w:val="17"/>
               </w:rPr>
               <w:t>Document number/version</w:t>
             </w:r>
@@ -1507,38 +1189,22 @@
         </w:tc>
         <w:tc>
           <w:tcPr>
-            <w:tcW w:type="dxa" w:w="2506"/>
-            <w:tcMar>
-              <w:top w:w="90" w:type="dxa"/>
-              <w:start w:w="110" w:type="dxa"/>
-              <w:bottom w:w="90" w:type="dxa"/>
-              <w:end w:w="110" w:type="dxa"/>
-            </w:tcMar>
-            <w:tcBorders>
-              <w:top w:val="single" w:sz="6" w:space="0" w:color="808080"/>
-              <w:start w:val="single" w:sz="6" w:space="0" w:color="808080"/>
-              <w:bottom w:val="single" w:sz="6" w:space="0" w:color="808080"/>
-              <w:end w:val="single" w:sz="6" w:space="0" w:color="808080"/>
-              <w:insideH w:val="single" w:sz="6" w:space="0" w:color="808080"/>
-              <w:insideV w:val="single" w:sz="6" w:space="0" w:color="808080"/>
-            </w:tcBorders>
+            <w:tcW w:type="dxa" w:w="4032"/>
             <w:vAlign w:val="center"/>
-            <w:shd w:val="clear" w:color="auto" w:fill="E7E6E6"/>
+            <w:shd w:fill="EAEAEA"/>
           </w:tcPr>
           <w:p>
             <w:pPr>
-              <w:spacing w:before="0" w:after="0" w:line="252" w:lineRule="auto"/>
+              <w:spacing w:after="0" w:line="240" w:lineRule="auto"/>
               <w:jc w:val="center"/>
             </w:pPr>
             <w:r/>
             <w:r>
               <w:rPr>
-                <w:rFonts w:ascii="Times New Roman" w:hAnsi="Times New Roman" w:cs="Times New Roman"/>
+                <w:rFonts w:ascii="Times New Roman" w:hAnsi="Times New Roman" w:eastAsia="Times New Roman"/>
                 <w:b/>
                 <w:i w:val="0"/>
-                <w:vanish w:val="0"/>
-                <w:color w:val="000000"/>
-                <w:sz w:val="16"/>
+                <w:sz w:val="17"/>
               </w:rPr>
               <w:t>Relevant page/section</w:t>
             </w:r>
@@ -1546,91 +1212,45 @@
         </w:tc>
       </w:tr>
       <w:tr>
-        <w:trPr>
-          <w:cantSplit w:val="true"/>
-        </w:trPr>
         <w:tc>
           <w:tcPr>
-            <w:tcW w:type="dxa" w:w="700"/>
-            <w:tcMar>
-              <w:top w:w="90" w:type="dxa"/>
-              <w:start w:w="110" w:type="dxa"/>
-              <w:bottom w:w="90" w:type="dxa"/>
-              <w:end w:w="110" w:type="dxa"/>
-            </w:tcMar>
-            <w:tcBorders>
-              <w:top w:val="single" w:sz="6" w:space="0" w:color="808080"/>
-              <w:start w:val="single" w:sz="6" w:space="0" w:color="808080"/>
-              <w:bottom w:val="single" w:sz="6" w:space="0" w:color="808080"/>
-              <w:end w:val="single" w:sz="6" w:space="0" w:color="808080"/>
-              <w:insideH w:val="single" w:sz="6" w:space="0" w:color="808080"/>
-              <w:insideV w:val="single" w:sz="6" w:space="0" w:color="808080"/>
-            </w:tcBorders>
+            <w:tcW w:type="dxa" w:w="1008"/>
             <w:vAlign w:val="center"/>
           </w:tcPr>
           <w:p>
             <w:pPr>
-              <w:spacing w:before="0" w:after="0" w:line="240" w:lineRule="auto"/>
-              <w:jc w:val="center"/>
+              <w:spacing w:after="0" w:line="240" w:lineRule="auto"/>
+              <w:jc w:val="left"/>
             </w:pPr>
             <w:r/>
             <w:r>
               <w:rPr>
-                <w:rFonts w:ascii="Times New Roman" w:hAnsi="Times New Roman" w:cs="Times New Roman"/>
+                <w:rFonts w:ascii="Times New Roman" w:hAnsi="Times New Roman" w:eastAsia="Times New Roman"/>
                 <w:b w:val="0"/>
                 <w:i w:val="0"/>
-                <w:vanish/>
-                <w:color w:val="FFFFFF"/>
-                <w:sz w:val="2"/>
+                <w:sz w:val="17"/>
               </w:rPr>
-              <w:t>{#classificationEvidence}</w:t>
-            </w:r>
-            <w:r>
-              <w:rPr>
-                <w:rFonts w:ascii="Times New Roman" w:hAnsi="Times New Roman" w:cs="Times New Roman"/>
-                <w:b w:val="0"/>
-                <w:i w:val="0"/>
-                <w:vanish w:val="0"/>
-                <w:color w:val="000000"/>
-                <w:sz w:val="16"/>
-              </w:rPr>
-              <w:t>{serialNumber}</w:t>
+              <w:t>{#classificationEvidence}{serialNumber}</w:t>
             </w:r>
           </w:p>
         </w:tc>
         <w:tc>
           <w:tcPr>
-            <w:tcW w:type="dxa" w:w="3600"/>
-            <w:tcMar>
-              <w:top w:w="90" w:type="dxa"/>
-              <w:start w:w="110" w:type="dxa"/>
-              <w:bottom w:w="90" w:type="dxa"/>
-              <w:end w:w="110" w:type="dxa"/>
-            </w:tcMar>
-            <w:tcBorders>
-              <w:top w:val="single" w:sz="6" w:space="0" w:color="808080"/>
-              <w:start w:val="single" w:sz="6" w:space="0" w:color="808080"/>
-              <w:bottom w:val="single" w:sz="6" w:space="0" w:color="808080"/>
-              <w:end w:val="single" w:sz="6" w:space="0" w:color="808080"/>
-              <w:insideH w:val="single" w:sz="6" w:space="0" w:color="808080"/>
-              <w:insideV w:val="single" w:sz="6" w:space="0" w:color="808080"/>
-            </w:tcBorders>
+            <w:tcW w:type="dxa" w:w="4608"/>
             <w:vAlign w:val="center"/>
           </w:tcPr>
           <w:p>
             <w:pPr>
-              <w:spacing w:before="0" w:after="0" w:line="240" w:lineRule="auto"/>
+              <w:spacing w:after="0" w:line="240" w:lineRule="auto"/>
               <w:jc w:val="left"/>
             </w:pPr>
             <w:r/>
             <w:r>
               <w:rPr>
-                <w:rFonts w:ascii="Times New Roman" w:hAnsi="Times New Roman" w:cs="Times New Roman"/>
+                <w:rFonts w:ascii="Times New Roman" w:hAnsi="Times New Roman" w:eastAsia="Times New Roman"/>
                 <w:b w:val="0"/>
                 <w:i w:val="0"/>
-                <w:vanish w:val="0"/>
-                <w:color w:val="000000"/>
-                <w:sz w:val="16"/>
+                <w:sz w:val="17"/>
               </w:rPr>
               <w:t>{documentTitle}</w:t>
             </w:r>
@@ -1638,37 +1258,21 @@
         </w:tc>
         <w:tc>
           <w:tcPr>
-            <w:tcW w:type="dxa" w:w="2100"/>
-            <w:tcMar>
-              <w:top w:w="90" w:type="dxa"/>
-              <w:start w:w="110" w:type="dxa"/>
-              <w:bottom w:w="90" w:type="dxa"/>
-              <w:end w:w="110" w:type="dxa"/>
-            </w:tcMar>
-            <w:tcBorders>
-              <w:top w:val="single" w:sz="6" w:space="0" w:color="808080"/>
-              <w:start w:val="single" w:sz="6" w:space="0" w:color="808080"/>
-              <w:bottom w:val="single" w:sz="6" w:space="0" w:color="808080"/>
-              <w:end w:val="single" w:sz="6" w:space="0" w:color="808080"/>
-              <w:insideH w:val="single" w:sz="6" w:space="0" w:color="808080"/>
-              <w:insideV w:val="single" w:sz="6" w:space="0" w:color="808080"/>
-            </w:tcBorders>
+            <w:tcW w:type="dxa" w:w="3168"/>
             <w:vAlign w:val="center"/>
           </w:tcPr>
           <w:p>
             <w:pPr>
-              <w:spacing w:before="0" w:after="0" w:line="240" w:lineRule="auto"/>
+              <w:spacing w:after="0" w:line="240" w:lineRule="auto"/>
               <w:jc w:val="left"/>
             </w:pPr>
             <w:r/>
             <w:r>
               <w:rPr>
-                <w:rFonts w:ascii="Times New Roman" w:hAnsi="Times New Roman" w:cs="Times New Roman"/>
+                <w:rFonts w:ascii="Times New Roman" w:hAnsi="Times New Roman" w:eastAsia="Times New Roman"/>
                 <w:b w:val="0"/>
                 <w:i w:val="0"/>
-                <w:vanish w:val="0"/>
-                <w:color w:val="000000"/>
-                <w:sz w:val="16"/>
+                <w:sz w:val="17"/>
               </w:rPr>
               <w:t>{documentNumberVersion}</w:t>
             </w:r>
@@ -1676,50 +1280,23 @@
         </w:tc>
         <w:tc>
           <w:tcPr>
-            <w:tcW w:type="dxa" w:w="2506"/>
-            <w:tcMar>
-              <w:top w:w="90" w:type="dxa"/>
-              <w:start w:w="110" w:type="dxa"/>
-              <w:bottom w:w="90" w:type="dxa"/>
-              <w:end w:w="110" w:type="dxa"/>
-            </w:tcMar>
-            <w:tcBorders>
-              <w:top w:val="single" w:sz="6" w:space="0" w:color="808080"/>
-              <w:start w:val="single" w:sz="6" w:space="0" w:color="808080"/>
-              <w:bottom w:val="single" w:sz="6" w:space="0" w:color="808080"/>
-              <w:end w:val="single" w:sz="6" w:space="0" w:color="808080"/>
-              <w:insideH w:val="single" w:sz="6" w:space="0" w:color="808080"/>
-              <w:insideV w:val="single" w:sz="6" w:space="0" w:color="808080"/>
-            </w:tcBorders>
+            <w:tcW w:type="dxa" w:w="4032"/>
             <w:vAlign w:val="center"/>
           </w:tcPr>
           <w:p>
             <w:pPr>
-              <w:spacing w:before="0" w:after="0" w:line="240" w:lineRule="auto"/>
+              <w:spacing w:after="0" w:line="240" w:lineRule="auto"/>
               <w:jc w:val="left"/>
             </w:pPr>
             <w:r/>
             <w:r>
               <w:rPr>
-                <w:rFonts w:ascii="Times New Roman" w:hAnsi="Times New Roman" w:cs="Times New Roman"/>
+                <w:rFonts w:ascii="Times New Roman" w:hAnsi="Times New Roman" w:eastAsia="Times New Roman"/>
                 <w:b w:val="0"/>
                 <w:i w:val="0"/>
-                <w:vanish w:val="0"/>
-                <w:color w:val="000000"/>
-                <w:sz w:val="16"/>
+                <w:sz w:val="17"/>
               </w:rPr>
-              <w:t>{location}</w:t>
-            </w:r>
-            <w:r>
-              <w:rPr>
-                <w:rFonts w:ascii="Times New Roman" w:hAnsi="Times New Roman" w:cs="Times New Roman"/>
-                <w:b w:val="0"/>
-                <w:i w:val="0"/>
-                <w:vanish/>
-                <w:color w:val="FFFFFF"/>
-                <w:sz w:val="2"/>
-              </w:rPr>
-              <w:t>{/classificationEvidence}</w:t>
+              <w:t>{location}{/classificationEvidence}</w:t>
             </w:r>
           </w:p>
         </w:tc>
@@ -1727,72 +1304,60 @@
     </w:tbl>
     <w:p>
       <w:pPr>
-        <w:keepNext w:val="0"/>
-        <w:keepLines w:val="0"/>
-        <w:spacing w:before="0" w:after="20" w:line="252" w:lineRule="auto"/>
-      </w:pPr>
-    </w:p>
-    <w:p>
-      <w:pPr>
-        <w:pStyle w:val="Heading1"/>
+        <w:spacing w:after="100" w:line="240" w:lineRule="auto"/>
       </w:pPr>
       <w:r>
+        <w:rPr>
+          <w:rFonts w:ascii="Times New Roman" w:hAnsi="Times New Roman" w:eastAsia="Times New Roman"/>
+          <w:b/>
+          <w:i w:val="0"/>
+          <w:sz w:val="22"/>
+        </w:rPr>
         <w:t>Approval and certification</w:t>
       </w:r>
     </w:p>
     <w:tbl>
       <w:tblPr>
-        <w:tblW w:type="dxa" w:w="8906"/>
-        <w:jc w:val="left"/>
+        <w:tblW w:type="auto" w:w="0"/>
+        <w:jc w:val="center"/>
         <w:tblLayout w:type="fixed"/>
         <w:tblLook w:firstColumn="1" w:firstRow="1" w:lastColumn="0" w:lastRow="0" w:noHBand="0" w:noVBand="1" w:val="04A0"/>
-        <w:tblInd w:w="110" w:type="dxa"/>
+        <w:tblBorders>
+          <w:top w:val="single" w:sz="6" w:space="0" w:color="777777"/>
+          <w:left w:val="single" w:sz="6" w:space="0" w:color="777777"/>
+          <w:bottom w:val="single" w:sz="6" w:space="0" w:color="777777"/>
+          <w:right w:val="single" w:sz="6" w:space="0" w:color="777777"/>
+          <w:insideH w:val="single" w:sz="6" w:space="0" w:color="777777"/>
+          <w:insideV w:val="single" w:sz="6" w:space="0" w:color="777777"/>
+        </w:tblBorders>
+        <w:tblLayout w:type="fixed"/>
       </w:tblPr>
       <w:tblGrid>
-        <w:gridCol w:w="1550"/>
-        <w:gridCol w:w="2100"/>
-        <w:gridCol w:w="1900"/>
-        <w:gridCol w:w="1450"/>
-        <w:gridCol w:w="1906"/>
+        <w:gridCol w:w="2131"/>
+        <w:gridCol w:w="2131"/>
+        <w:gridCol w:w="2131"/>
+        <w:gridCol w:w="2131"/>
+        <w:gridCol w:w="2131"/>
       </w:tblGrid>
       <w:tr>
-        <w:trPr>
-          <w:tblHeader w:val="true"/>
-        </w:trPr>
         <w:tc>
           <w:tcPr>
-            <w:tcW w:type="dxa" w:w="1550"/>
-            <w:tcMar>
-              <w:top w:w="90" w:type="dxa"/>
-              <w:start w:w="110" w:type="dxa"/>
-              <w:bottom w:w="90" w:type="dxa"/>
-              <w:end w:w="110" w:type="dxa"/>
-            </w:tcMar>
-            <w:tcBorders>
-              <w:top w:val="single" w:sz="6" w:space="0" w:color="808080"/>
-              <w:start w:val="single" w:sz="6" w:space="0" w:color="808080"/>
-              <w:bottom w:val="single" w:sz="6" w:space="0" w:color="808080"/>
-              <w:end w:val="single" w:sz="6" w:space="0" w:color="808080"/>
-              <w:insideH w:val="single" w:sz="6" w:space="0" w:color="808080"/>
-              <w:insideV w:val="single" w:sz="6" w:space="0" w:color="808080"/>
-            </w:tcBorders>
+            <w:tcW w:type="dxa" w:w="1440"/>
             <w:vAlign w:val="center"/>
-            <w:shd w:val="clear" w:color="auto" w:fill="E7E6E6"/>
+            <w:shd w:fill="EAEAEA"/>
           </w:tcPr>
           <w:p>
             <w:pPr>
-              <w:spacing w:before="0" w:after="0" w:line="252" w:lineRule="auto"/>
+              <w:spacing w:after="0" w:line="240" w:lineRule="auto"/>
               <w:jc w:val="center"/>
             </w:pPr>
             <w:r/>
             <w:r>
               <w:rPr>
-                <w:rFonts w:ascii="Times New Roman" w:hAnsi="Times New Roman" w:cs="Times New Roman"/>
+                <w:rFonts w:ascii="Times New Roman" w:hAnsi="Times New Roman" w:eastAsia="Times New Roman"/>
                 <w:b/>
                 <w:i w:val="0"/>
-                <w:vanish w:val="0"/>
-                <w:color w:val="000000"/>
-                <w:sz w:val="16"/>
+                <w:sz w:val="17"/>
               </w:rPr>
               <w:t>Role</w:t>
             </w:r>
@@ -1800,38 +1365,22 @@
         </w:tc>
         <w:tc>
           <w:tcPr>
-            <w:tcW w:type="dxa" w:w="2100"/>
-            <w:tcMar>
-              <w:top w:w="90" w:type="dxa"/>
-              <w:start w:w="110" w:type="dxa"/>
-              <w:bottom w:w="90" w:type="dxa"/>
-              <w:end w:w="110" w:type="dxa"/>
-            </w:tcMar>
-            <w:tcBorders>
-              <w:top w:val="single" w:sz="6" w:space="0" w:color="808080"/>
-              <w:start w:val="single" w:sz="6" w:space="0" w:color="808080"/>
-              <w:bottom w:val="single" w:sz="6" w:space="0" w:color="808080"/>
-              <w:end w:val="single" w:sz="6" w:space="0" w:color="808080"/>
-              <w:insideH w:val="single" w:sz="6" w:space="0" w:color="808080"/>
-              <w:insideV w:val="single" w:sz="6" w:space="0" w:color="808080"/>
-            </w:tcBorders>
+            <w:tcW w:type="dxa" w:w="3096"/>
             <w:vAlign w:val="center"/>
-            <w:shd w:val="clear" w:color="auto" w:fill="E7E6E6"/>
+            <w:shd w:fill="EAEAEA"/>
           </w:tcPr>
           <w:p>
             <w:pPr>
-              <w:spacing w:before="0" w:after="0" w:line="252" w:lineRule="auto"/>
+              <w:spacing w:after="0" w:line="240" w:lineRule="auto"/>
               <w:jc w:val="center"/>
             </w:pPr>
             <w:r/>
             <w:r>
               <w:rPr>
-                <w:rFonts w:ascii="Times New Roman" w:hAnsi="Times New Roman" w:cs="Times New Roman"/>
+                <w:rFonts w:ascii="Times New Roman" w:hAnsi="Times New Roman" w:eastAsia="Times New Roman"/>
                 <w:b/>
                 <w:i w:val="0"/>
-                <w:vanish w:val="0"/>
-                <w:color w:val="000000"/>
-                <w:sz w:val="16"/>
+                <w:sz w:val="17"/>
               </w:rPr>
               <w:t>Name</w:t>
             </w:r>
@@ -1839,38 +1388,22 @@
         </w:tc>
         <w:tc>
           <w:tcPr>
-            <w:tcW w:type="dxa" w:w="1900"/>
-            <w:tcMar>
-              <w:top w:w="90" w:type="dxa"/>
-              <w:start w:w="110" w:type="dxa"/>
-              <w:bottom w:w="90" w:type="dxa"/>
-              <w:end w:w="110" w:type="dxa"/>
-            </w:tcMar>
-            <w:tcBorders>
-              <w:top w:val="single" w:sz="6" w:space="0" w:color="808080"/>
-              <w:start w:val="single" w:sz="6" w:space="0" w:color="808080"/>
-              <w:bottom w:val="single" w:sz="6" w:space="0" w:color="808080"/>
-              <w:end w:val="single" w:sz="6" w:space="0" w:color="808080"/>
-              <w:insideH w:val="single" w:sz="6" w:space="0" w:color="808080"/>
-              <w:insideV w:val="single" w:sz="6" w:space="0" w:color="808080"/>
-            </w:tcBorders>
+            <w:tcW w:type="dxa" w:w="3096"/>
             <w:vAlign w:val="center"/>
-            <w:shd w:val="clear" w:color="auto" w:fill="E7E6E6"/>
+            <w:shd w:fill="EAEAEA"/>
           </w:tcPr>
           <w:p>
             <w:pPr>
-              <w:spacing w:before="0" w:after="0" w:line="252" w:lineRule="auto"/>
+              <w:spacing w:after="0" w:line="240" w:lineRule="auto"/>
               <w:jc w:val="center"/>
             </w:pPr>
             <w:r/>
             <w:r>
               <w:rPr>
-                <w:rFonts w:ascii="Times New Roman" w:hAnsi="Times New Roman" w:cs="Times New Roman"/>
+                <w:rFonts w:ascii="Times New Roman" w:hAnsi="Times New Roman" w:eastAsia="Times New Roman"/>
                 <w:b/>
                 <w:i w:val="0"/>
-                <w:vanish w:val="0"/>
-                <w:color w:val="000000"/>
-                <w:sz w:val="16"/>
+                <w:sz w:val="17"/>
               </w:rPr>
               <w:t>Designation</w:t>
             </w:r>
@@ -1878,38 +1411,22 @@
         </w:tc>
         <w:tc>
           <w:tcPr>
-            <w:tcW w:type="dxa" w:w="1450"/>
-            <w:tcMar>
-              <w:top w:w="90" w:type="dxa"/>
-              <w:start w:w="110" w:type="dxa"/>
-              <w:bottom w:w="90" w:type="dxa"/>
-              <w:end w:w="110" w:type="dxa"/>
-            </w:tcMar>
-            <w:tcBorders>
-              <w:top w:val="single" w:sz="6" w:space="0" w:color="808080"/>
-              <w:start w:val="single" w:sz="6" w:space="0" w:color="808080"/>
-              <w:bottom w:val="single" w:sz="6" w:space="0" w:color="808080"/>
-              <w:end w:val="single" w:sz="6" w:space="0" w:color="808080"/>
-              <w:insideH w:val="single" w:sz="6" w:space="0" w:color="808080"/>
-              <w:insideV w:val="single" w:sz="6" w:space="0" w:color="808080"/>
-            </w:tcBorders>
+            <w:tcW w:type="dxa" w:w="2088"/>
             <w:vAlign w:val="center"/>
-            <w:shd w:val="clear" w:color="auto" w:fill="E7E6E6"/>
+            <w:shd w:fill="EAEAEA"/>
           </w:tcPr>
           <w:p>
             <w:pPr>
-              <w:spacing w:before="0" w:after="0" w:line="252" w:lineRule="auto"/>
+              <w:spacing w:after="0" w:line="240" w:lineRule="auto"/>
               <w:jc w:val="center"/>
             </w:pPr>
             <w:r/>
             <w:r>
               <w:rPr>
-                <w:rFonts w:ascii="Times New Roman" w:hAnsi="Times New Roman" w:cs="Times New Roman"/>
+                <w:rFonts w:ascii="Times New Roman" w:hAnsi="Times New Roman" w:eastAsia="Times New Roman"/>
                 <w:b/>
                 <w:i w:val="0"/>
-                <w:vanish w:val="0"/>
-                <w:color w:val="000000"/>
-                <w:sz w:val="16"/>
+                <w:sz w:val="17"/>
               </w:rPr>
               <w:t>Date</w:t>
             </w:r>
@@ -1917,38 +1434,22 @@
         </w:tc>
         <w:tc>
           <w:tcPr>
-            <w:tcW w:type="dxa" w:w="1906"/>
-            <w:tcMar>
-              <w:top w:w="90" w:type="dxa"/>
-              <w:start w:w="110" w:type="dxa"/>
-              <w:bottom w:w="90" w:type="dxa"/>
-              <w:end w:w="110" w:type="dxa"/>
-            </w:tcMar>
-            <w:tcBorders>
-              <w:top w:val="single" w:sz="6" w:space="0" w:color="808080"/>
-              <w:start w:val="single" w:sz="6" w:space="0" w:color="808080"/>
-              <w:bottom w:val="single" w:sz="6" w:space="0" w:color="808080"/>
-              <w:end w:val="single" w:sz="6" w:space="0" w:color="808080"/>
-              <w:insideH w:val="single" w:sz="6" w:space="0" w:color="808080"/>
-              <w:insideV w:val="single" w:sz="6" w:space="0" w:color="808080"/>
-            </w:tcBorders>
+            <w:tcW w:type="dxa" w:w="3096"/>
             <w:vAlign w:val="center"/>
-            <w:shd w:val="clear" w:color="auto" w:fill="E7E6E6"/>
+            <w:shd w:fill="EAEAEA"/>
           </w:tcPr>
           <w:p>
             <w:pPr>
-              <w:spacing w:before="0" w:after="0" w:line="252" w:lineRule="auto"/>
+              <w:spacing w:after="0" w:line="240" w:lineRule="auto"/>
               <w:jc w:val="center"/>
             </w:pPr>
             <w:r/>
             <w:r>
               <w:rPr>
-                <w:rFonts w:ascii="Times New Roman" w:hAnsi="Times New Roman" w:cs="Times New Roman"/>
+                <w:rFonts w:ascii="Times New Roman" w:hAnsi="Times New Roman" w:eastAsia="Times New Roman"/>
                 <w:b/>
                 <w:i w:val="0"/>
-                <w:vanish w:val="0"/>
-                <w:color w:val="000000"/>
-                <w:sz w:val="16"/>
+                <w:sz w:val="17"/>
               </w:rPr>
               <w:t>Signature</w:t>
             </w:r>
@@ -1956,42 +1457,23 @@
         </w:tc>
       </w:tr>
       <w:tr>
-        <w:trPr>
-          <w:cantSplit w:val="true"/>
-        </w:trPr>
         <w:tc>
           <w:tcPr>
-            <w:tcW w:type="dxa" w:w="1550"/>
-            <w:tcMar>
-              <w:top w:w="90" w:type="dxa"/>
-              <w:start w:w="110" w:type="dxa"/>
-              <w:bottom w:w="90" w:type="dxa"/>
-              <w:end w:w="110" w:type="dxa"/>
-            </w:tcMar>
-            <w:tcBorders>
-              <w:top w:val="single" w:sz="6" w:space="0" w:color="808080"/>
-              <w:start w:val="single" w:sz="6" w:space="0" w:color="808080"/>
-              <w:bottom w:val="single" w:sz="6" w:space="0" w:color="808080"/>
-              <w:end w:val="single" w:sz="6" w:space="0" w:color="808080"/>
-              <w:insideH w:val="single" w:sz="6" w:space="0" w:color="808080"/>
-              <w:insideV w:val="single" w:sz="6" w:space="0" w:color="808080"/>
-            </w:tcBorders>
+            <w:tcW w:type="dxa" w:w="1440"/>
             <w:vAlign w:val="center"/>
           </w:tcPr>
           <w:p>
             <w:pPr>
-              <w:spacing w:before="0" w:after="0" w:line="252" w:lineRule="auto"/>
+              <w:spacing w:after="0" w:line="240" w:lineRule="auto"/>
               <w:jc w:val="center"/>
             </w:pPr>
             <w:r/>
             <w:r>
               <w:rPr>
-                <w:rFonts w:ascii="Times New Roman" w:hAnsi="Times New Roman" w:cs="Times New Roman"/>
+                <w:rFonts w:ascii="Times New Roman" w:hAnsi="Times New Roman" w:eastAsia="Times New Roman"/>
                 <w:b w:val="0"/>
                 <w:i w:val="0"/>
-                <w:vanish w:val="0"/>
-                <w:color w:val="000000"/>
-                <w:sz w:val="16"/>
+                <w:sz w:val="17"/>
               </w:rPr>
               <w:t>Prepared by</w:t>
             </w:r>
@@ -1999,37 +1481,21 @@
         </w:tc>
         <w:tc>
           <w:tcPr>
-            <w:tcW w:type="dxa" w:w="2100"/>
-            <w:tcMar>
-              <w:top w:w="90" w:type="dxa"/>
-              <w:start w:w="110" w:type="dxa"/>
-              <w:bottom w:w="90" w:type="dxa"/>
-              <w:end w:w="110" w:type="dxa"/>
-            </w:tcMar>
-            <w:tcBorders>
-              <w:top w:val="single" w:sz="6" w:space="0" w:color="808080"/>
-              <w:start w:val="single" w:sz="6" w:space="0" w:color="808080"/>
-              <w:bottom w:val="single" w:sz="6" w:space="0" w:color="808080"/>
-              <w:end w:val="single" w:sz="6" w:space="0" w:color="808080"/>
-              <w:insideH w:val="single" w:sz="6" w:space="0" w:color="808080"/>
-              <w:insideV w:val="single" w:sz="6" w:space="0" w:color="808080"/>
-            </w:tcBorders>
+            <w:tcW w:type="dxa" w:w="3096"/>
             <w:vAlign w:val="center"/>
           </w:tcPr>
           <w:p>
             <w:pPr>
-              <w:spacing w:before="0" w:after="0" w:line="252" w:lineRule="auto"/>
+              <w:spacing w:after="0" w:line="240" w:lineRule="auto"/>
               <w:jc w:val="left"/>
             </w:pPr>
             <w:r/>
             <w:r>
               <w:rPr>
-                <w:rFonts w:ascii="Times New Roman" w:hAnsi="Times New Roman" w:cs="Times New Roman"/>
+                <w:rFonts w:ascii="Times New Roman" w:hAnsi="Times New Roman" w:eastAsia="Times New Roman"/>
                 <w:b w:val="0"/>
                 <w:i w:val="0"/>
-                <w:vanish w:val="0"/>
-                <w:color w:val="000000"/>
-                <w:sz w:val="16"/>
+                <w:sz w:val="17"/>
               </w:rPr>
               <w:t>{preparedByName}</w:t>
             </w:r>
@@ -2037,37 +1503,21 @@
         </w:tc>
         <w:tc>
           <w:tcPr>
-            <w:tcW w:type="dxa" w:w="1900"/>
-            <w:tcMar>
-              <w:top w:w="90" w:type="dxa"/>
-              <w:start w:w="110" w:type="dxa"/>
-              <w:bottom w:w="90" w:type="dxa"/>
-              <w:end w:w="110" w:type="dxa"/>
-            </w:tcMar>
-            <w:tcBorders>
-              <w:top w:val="single" w:sz="6" w:space="0" w:color="808080"/>
-              <w:start w:val="single" w:sz="6" w:space="0" w:color="808080"/>
-              <w:bottom w:val="single" w:sz="6" w:space="0" w:color="808080"/>
-              <w:end w:val="single" w:sz="6" w:space="0" w:color="808080"/>
-              <w:insideH w:val="single" w:sz="6" w:space="0" w:color="808080"/>
-              <w:insideV w:val="single" w:sz="6" w:space="0" w:color="808080"/>
-            </w:tcBorders>
+            <w:tcW w:type="dxa" w:w="3096"/>
             <w:vAlign w:val="center"/>
           </w:tcPr>
           <w:p>
             <w:pPr>
-              <w:spacing w:before="0" w:after="0" w:line="252" w:lineRule="auto"/>
-              <w:jc w:val="left"/>
+              <w:spacing w:after="0" w:line="240" w:lineRule="auto"/>
+              <w:jc w:val="center"/>
             </w:pPr>
             <w:r/>
             <w:r>
               <w:rPr>
-                <w:rFonts w:ascii="Times New Roman" w:hAnsi="Times New Roman" w:cs="Times New Roman"/>
+                <w:rFonts w:ascii="Times New Roman" w:hAnsi="Times New Roman" w:eastAsia="Times New Roman"/>
                 <w:b w:val="0"/>
                 <w:i w:val="0"/>
-                <w:vanish w:val="0"/>
-                <w:color w:val="000000"/>
-                <w:sz w:val="16"/>
+                <w:sz w:val="17"/>
               </w:rPr>
               <w:t>{preparedByDesignation}</w:t>
             </w:r>
@@ -2075,37 +1525,21 @@
         </w:tc>
         <w:tc>
           <w:tcPr>
-            <w:tcW w:type="dxa" w:w="1450"/>
-            <w:tcMar>
-              <w:top w:w="90" w:type="dxa"/>
-              <w:start w:w="110" w:type="dxa"/>
-              <w:bottom w:w="90" w:type="dxa"/>
-              <w:end w:w="110" w:type="dxa"/>
-            </w:tcMar>
-            <w:tcBorders>
-              <w:top w:val="single" w:sz="6" w:space="0" w:color="808080"/>
-              <w:start w:val="single" w:sz="6" w:space="0" w:color="808080"/>
-              <w:bottom w:val="single" w:sz="6" w:space="0" w:color="808080"/>
-              <w:end w:val="single" w:sz="6" w:space="0" w:color="808080"/>
-              <w:insideH w:val="single" w:sz="6" w:space="0" w:color="808080"/>
-              <w:insideV w:val="single" w:sz="6" w:space="0" w:color="808080"/>
-            </w:tcBorders>
+            <w:tcW w:type="dxa" w:w="2088"/>
             <w:vAlign w:val="center"/>
           </w:tcPr>
           <w:p>
             <w:pPr>
-              <w:spacing w:before="0" w:after="0" w:line="252" w:lineRule="auto"/>
-              <w:jc w:val="left"/>
+              <w:spacing w:after="0" w:line="240" w:lineRule="auto"/>
+              <w:jc w:val="center"/>
             </w:pPr>
             <w:r/>
             <w:r>
               <w:rPr>
-                <w:rFonts w:ascii="Times New Roman" w:hAnsi="Times New Roman" w:cs="Times New Roman"/>
+                <w:rFonts w:ascii="Times New Roman" w:hAnsi="Times New Roman" w:eastAsia="Times New Roman"/>
                 <w:b w:val="0"/>
                 <w:i w:val="0"/>
-                <w:vanish w:val="0"/>
-                <w:color w:val="000000"/>
-                <w:sz w:val="16"/>
+                <w:sz w:val="17"/>
               </w:rPr>
               <w:t>{preparedDate}</w:t>
             </w:r>
@@ -2113,80 +1547,45 @@
         </w:tc>
         <w:tc>
           <w:tcPr>
-            <w:tcW w:type="dxa" w:w="1906"/>
-            <w:tcMar>
-              <w:top w:w="90" w:type="dxa"/>
-              <w:start w:w="110" w:type="dxa"/>
-              <w:bottom w:w="90" w:type="dxa"/>
-              <w:end w:w="110" w:type="dxa"/>
-            </w:tcMar>
-            <w:tcBorders>
-              <w:top w:val="single" w:sz="6" w:space="0" w:color="808080"/>
-              <w:start w:val="single" w:sz="6" w:space="0" w:color="808080"/>
-              <w:bottom w:val="single" w:sz="6" w:space="0" w:color="808080"/>
-              <w:end w:val="single" w:sz="6" w:space="0" w:color="808080"/>
-              <w:insideH w:val="single" w:sz="6" w:space="0" w:color="808080"/>
-              <w:insideV w:val="single" w:sz="6" w:space="0" w:color="808080"/>
-            </w:tcBorders>
+            <w:tcW w:type="dxa" w:w="3096"/>
             <w:vAlign w:val="center"/>
           </w:tcPr>
           <w:p>
             <w:pPr>
-              <w:spacing w:before="0" w:after="0" w:line="252" w:lineRule="auto"/>
+              <w:spacing w:after="0" w:line="240" w:lineRule="auto"/>
               <w:jc w:val="center"/>
             </w:pPr>
             <w:r/>
             <w:r>
               <w:rPr>
-                <w:rFonts w:ascii="Times New Roman" w:hAnsi="Times New Roman" w:cs="Times New Roman"/>
+                <w:rFonts w:ascii="Times New Roman" w:hAnsi="Times New Roman" w:eastAsia="Times New Roman"/>
                 <w:b w:val="0"/>
                 <w:i w:val="0"/>
-                <w:vanish w:val="0"/>
-                <w:color w:val="000000"/>
-                <w:sz w:val="16"/>
+                <w:sz w:val="17"/>
               </w:rPr>
-              <w:t>________________</w:t>
+              <w:t>____________________</w:t>
             </w:r>
           </w:p>
         </w:tc>
       </w:tr>
       <w:tr>
-        <w:trPr>
-          <w:cantSplit w:val="true"/>
-        </w:trPr>
         <w:tc>
           <w:tcPr>
-            <w:tcW w:type="dxa" w:w="1550"/>
-            <w:tcMar>
-              <w:top w:w="90" w:type="dxa"/>
-              <w:start w:w="110" w:type="dxa"/>
-              <w:bottom w:w="90" w:type="dxa"/>
-              <w:end w:w="110" w:type="dxa"/>
-            </w:tcMar>
-            <w:tcBorders>
-              <w:top w:val="single" w:sz="6" w:space="0" w:color="808080"/>
-              <w:start w:val="single" w:sz="6" w:space="0" w:color="808080"/>
-              <w:bottom w:val="single" w:sz="6" w:space="0" w:color="808080"/>
-              <w:end w:val="single" w:sz="6" w:space="0" w:color="808080"/>
-              <w:insideH w:val="single" w:sz="6" w:space="0" w:color="808080"/>
-              <w:insideV w:val="single" w:sz="6" w:space="0" w:color="808080"/>
-            </w:tcBorders>
+            <w:tcW w:type="dxa" w:w="1440"/>
             <w:vAlign w:val="center"/>
           </w:tcPr>
           <w:p>
             <w:pPr>
-              <w:spacing w:before="0" w:after="0" w:line="252" w:lineRule="auto"/>
+              <w:spacing w:after="0" w:line="240" w:lineRule="auto"/>
               <w:jc w:val="center"/>
             </w:pPr>
             <w:r/>
             <w:r>
               <w:rPr>
-                <w:rFonts w:ascii="Times New Roman" w:hAnsi="Times New Roman" w:cs="Times New Roman"/>
+                <w:rFonts w:ascii="Times New Roman" w:hAnsi="Times New Roman" w:eastAsia="Times New Roman"/>
                 <w:b w:val="0"/>
                 <w:i w:val="0"/>
-                <w:vanish w:val="0"/>
-                <w:color w:val="000000"/>
-                <w:sz w:val="16"/>
+                <w:sz w:val="17"/>
               </w:rPr>
               <w:t>Reviewed by</w:t>
             </w:r>
@@ -2194,37 +1593,21 @@
         </w:tc>
         <w:tc>
           <w:tcPr>
-            <w:tcW w:type="dxa" w:w="2100"/>
-            <w:tcMar>
-              <w:top w:w="90" w:type="dxa"/>
-              <w:start w:w="110" w:type="dxa"/>
-              <w:bottom w:w="90" w:type="dxa"/>
-              <w:end w:w="110" w:type="dxa"/>
-            </w:tcMar>
-            <w:tcBorders>
-              <w:top w:val="single" w:sz="6" w:space="0" w:color="808080"/>
-              <w:start w:val="single" w:sz="6" w:space="0" w:color="808080"/>
-              <w:bottom w:val="single" w:sz="6" w:space="0" w:color="808080"/>
-              <w:end w:val="single" w:sz="6" w:space="0" w:color="808080"/>
-              <w:insideH w:val="single" w:sz="6" w:space="0" w:color="808080"/>
-              <w:insideV w:val="single" w:sz="6" w:space="0" w:color="808080"/>
-            </w:tcBorders>
+            <w:tcW w:type="dxa" w:w="3096"/>
             <w:vAlign w:val="center"/>
           </w:tcPr>
           <w:p>
             <w:pPr>
-              <w:spacing w:before="0" w:after="0" w:line="252" w:lineRule="auto"/>
+              <w:spacing w:after="0" w:line="240" w:lineRule="auto"/>
               <w:jc w:val="left"/>
             </w:pPr>
             <w:r/>
             <w:r>
               <w:rPr>
-                <w:rFonts w:ascii="Times New Roman" w:hAnsi="Times New Roman" w:cs="Times New Roman"/>
+                <w:rFonts w:ascii="Times New Roman" w:hAnsi="Times New Roman" w:eastAsia="Times New Roman"/>
                 <w:b w:val="0"/>
                 <w:i w:val="0"/>
-                <w:vanish w:val="0"/>
-                <w:color w:val="000000"/>
-                <w:sz w:val="16"/>
+                <w:sz w:val="17"/>
               </w:rPr>
               <w:t>{reviewedByName}</w:t>
             </w:r>
@@ -2232,37 +1615,21 @@
         </w:tc>
         <w:tc>
           <w:tcPr>
-            <w:tcW w:type="dxa" w:w="1900"/>
-            <w:tcMar>
-              <w:top w:w="90" w:type="dxa"/>
-              <w:start w:w="110" w:type="dxa"/>
-              <w:bottom w:w="90" w:type="dxa"/>
-              <w:end w:w="110" w:type="dxa"/>
-            </w:tcMar>
-            <w:tcBorders>
-              <w:top w:val="single" w:sz="6" w:space="0" w:color="808080"/>
-              <w:start w:val="single" w:sz="6" w:space="0" w:color="808080"/>
-              <w:bottom w:val="single" w:sz="6" w:space="0" w:color="808080"/>
-              <w:end w:val="single" w:sz="6" w:space="0" w:color="808080"/>
-              <w:insideH w:val="single" w:sz="6" w:space="0" w:color="808080"/>
-              <w:insideV w:val="single" w:sz="6" w:space="0" w:color="808080"/>
-            </w:tcBorders>
+            <w:tcW w:type="dxa" w:w="3096"/>
             <w:vAlign w:val="center"/>
           </w:tcPr>
           <w:p>
             <w:pPr>
-              <w:spacing w:before="0" w:after="0" w:line="252" w:lineRule="auto"/>
-              <w:jc w:val="left"/>
+              <w:spacing w:after="0" w:line="240" w:lineRule="auto"/>
+              <w:jc w:val="center"/>
             </w:pPr>
             <w:r/>
             <w:r>
               <w:rPr>
-                <w:rFonts w:ascii="Times New Roman" w:hAnsi="Times New Roman" w:cs="Times New Roman"/>
+                <w:rFonts w:ascii="Times New Roman" w:hAnsi="Times New Roman" w:eastAsia="Times New Roman"/>
                 <w:b w:val="0"/>
                 <w:i w:val="0"/>
-                <w:vanish w:val="0"/>
-                <w:color w:val="000000"/>
-                <w:sz w:val="16"/>
+                <w:sz w:val="17"/>
               </w:rPr>
               <w:t>{reviewedByDesignation}</w:t>
             </w:r>
@@ -2270,37 +1637,21 @@
         </w:tc>
         <w:tc>
           <w:tcPr>
-            <w:tcW w:type="dxa" w:w="1450"/>
-            <w:tcMar>
-              <w:top w:w="90" w:type="dxa"/>
-              <w:start w:w="110" w:type="dxa"/>
-              <w:bottom w:w="90" w:type="dxa"/>
-              <w:end w:w="110" w:type="dxa"/>
-            </w:tcMar>
-            <w:tcBorders>
-              <w:top w:val="single" w:sz="6" w:space="0" w:color="808080"/>
-              <w:start w:val="single" w:sz="6" w:space="0" w:color="808080"/>
-              <w:bottom w:val="single" w:sz="6" w:space="0" w:color="808080"/>
-              <w:end w:val="single" w:sz="6" w:space="0" w:color="808080"/>
-              <w:insideH w:val="single" w:sz="6" w:space="0" w:color="808080"/>
-              <w:insideV w:val="single" w:sz="6" w:space="0" w:color="808080"/>
-            </w:tcBorders>
+            <w:tcW w:type="dxa" w:w="2088"/>
             <w:vAlign w:val="center"/>
           </w:tcPr>
           <w:p>
             <w:pPr>
-              <w:spacing w:before="0" w:after="0" w:line="252" w:lineRule="auto"/>
-              <w:jc w:val="left"/>
+              <w:spacing w:after="0" w:line="240" w:lineRule="auto"/>
+              <w:jc w:val="center"/>
             </w:pPr>
             <w:r/>
             <w:r>
               <w:rPr>
-                <w:rFonts w:ascii="Times New Roman" w:hAnsi="Times New Roman" w:cs="Times New Roman"/>
+                <w:rFonts w:ascii="Times New Roman" w:hAnsi="Times New Roman" w:eastAsia="Times New Roman"/>
                 <w:b w:val="0"/>
                 <w:i w:val="0"/>
-                <w:vanish w:val="0"/>
-                <w:color w:val="000000"/>
-                <w:sz w:val="16"/>
+                <w:sz w:val="17"/>
               </w:rPr>
               <w:t>{reviewedDate}</w:t>
             </w:r>
@@ -2308,80 +1659,45 @@
         </w:tc>
         <w:tc>
           <w:tcPr>
-            <w:tcW w:type="dxa" w:w="1906"/>
-            <w:tcMar>
-              <w:top w:w="90" w:type="dxa"/>
-              <w:start w:w="110" w:type="dxa"/>
-              <w:bottom w:w="90" w:type="dxa"/>
-              <w:end w:w="110" w:type="dxa"/>
-            </w:tcMar>
-            <w:tcBorders>
-              <w:top w:val="single" w:sz="6" w:space="0" w:color="808080"/>
-              <w:start w:val="single" w:sz="6" w:space="0" w:color="808080"/>
-              <w:bottom w:val="single" w:sz="6" w:space="0" w:color="808080"/>
-              <w:end w:val="single" w:sz="6" w:space="0" w:color="808080"/>
-              <w:insideH w:val="single" w:sz="6" w:space="0" w:color="808080"/>
-              <w:insideV w:val="single" w:sz="6" w:space="0" w:color="808080"/>
-            </w:tcBorders>
+            <w:tcW w:type="dxa" w:w="3096"/>
             <w:vAlign w:val="center"/>
           </w:tcPr>
           <w:p>
             <w:pPr>
-              <w:spacing w:before="0" w:after="0" w:line="252" w:lineRule="auto"/>
+              <w:spacing w:after="0" w:line="240" w:lineRule="auto"/>
               <w:jc w:val="center"/>
             </w:pPr>
             <w:r/>
             <w:r>
               <w:rPr>
-                <w:rFonts w:ascii="Times New Roman" w:hAnsi="Times New Roman" w:cs="Times New Roman"/>
+                <w:rFonts w:ascii="Times New Roman" w:hAnsi="Times New Roman" w:eastAsia="Times New Roman"/>
                 <w:b w:val="0"/>
                 <w:i w:val="0"/>
-                <w:vanish w:val="0"/>
-                <w:color w:val="000000"/>
-                <w:sz w:val="16"/>
+                <w:sz w:val="17"/>
               </w:rPr>
-              <w:t>________________</w:t>
+              <w:t>____________________</w:t>
             </w:r>
           </w:p>
         </w:tc>
       </w:tr>
       <w:tr>
-        <w:trPr>
-          <w:cantSplit w:val="true"/>
-        </w:trPr>
         <w:tc>
           <w:tcPr>
-            <w:tcW w:type="dxa" w:w="1550"/>
-            <w:tcMar>
-              <w:top w:w="90" w:type="dxa"/>
-              <w:start w:w="110" w:type="dxa"/>
-              <w:bottom w:w="90" w:type="dxa"/>
-              <w:end w:w="110" w:type="dxa"/>
-            </w:tcMar>
-            <w:tcBorders>
-              <w:top w:val="single" w:sz="6" w:space="0" w:color="808080"/>
-              <w:start w:val="single" w:sz="6" w:space="0" w:color="808080"/>
-              <w:bottom w:val="single" w:sz="6" w:space="0" w:color="808080"/>
-              <w:end w:val="single" w:sz="6" w:space="0" w:color="808080"/>
-              <w:insideH w:val="single" w:sz="6" w:space="0" w:color="808080"/>
-              <w:insideV w:val="single" w:sz="6" w:space="0" w:color="808080"/>
-            </w:tcBorders>
+            <w:tcW w:type="dxa" w:w="1440"/>
             <w:vAlign w:val="center"/>
           </w:tcPr>
           <w:p>
             <w:pPr>
-              <w:spacing w:before="0" w:after="0" w:line="252" w:lineRule="auto"/>
+              <w:spacing w:after="0" w:line="240" w:lineRule="auto"/>
               <w:jc w:val="center"/>
             </w:pPr>
             <w:r/>
             <w:r>
               <w:rPr>
-                <w:rFonts w:ascii="Times New Roman" w:hAnsi="Times New Roman" w:cs="Times New Roman"/>
+                <w:rFonts w:ascii="Times New Roman" w:hAnsi="Times New Roman" w:eastAsia="Times New Roman"/>
                 <w:b w:val="0"/>
                 <w:i w:val="0"/>
-                <w:vanish w:val="0"/>
-                <w:color w:val="000000"/>
-                <w:sz w:val="16"/>
+                <w:sz w:val="17"/>
               </w:rPr>
               <w:t>Approved by</w:t>
             </w:r>
@@ -2389,37 +1705,21 @@
         </w:tc>
         <w:tc>
           <w:tcPr>
-            <w:tcW w:type="dxa" w:w="2100"/>
-            <w:tcMar>
-              <w:top w:w="90" w:type="dxa"/>
-              <w:start w:w="110" w:type="dxa"/>
-              <w:bottom w:w="90" w:type="dxa"/>
-              <w:end w:w="110" w:type="dxa"/>
-            </w:tcMar>
-            <w:tcBorders>
-              <w:top w:val="single" w:sz="6" w:space="0" w:color="808080"/>
-              <w:start w:val="single" w:sz="6" w:space="0" w:color="808080"/>
-              <w:bottom w:val="single" w:sz="6" w:space="0" w:color="808080"/>
-              <w:end w:val="single" w:sz="6" w:space="0" w:color="808080"/>
-              <w:insideH w:val="single" w:sz="6" w:space="0" w:color="808080"/>
-              <w:insideV w:val="single" w:sz="6" w:space="0" w:color="808080"/>
-            </w:tcBorders>
+            <w:tcW w:type="dxa" w:w="3096"/>
             <w:vAlign w:val="center"/>
           </w:tcPr>
           <w:p>
             <w:pPr>
-              <w:spacing w:before="0" w:after="0" w:line="252" w:lineRule="auto"/>
+              <w:spacing w:after="0" w:line="240" w:lineRule="auto"/>
               <w:jc w:val="left"/>
             </w:pPr>
             <w:r/>
             <w:r>
               <w:rPr>
-                <w:rFonts w:ascii="Times New Roman" w:hAnsi="Times New Roman" w:cs="Times New Roman"/>
+                <w:rFonts w:ascii="Times New Roman" w:hAnsi="Times New Roman" w:eastAsia="Times New Roman"/>
                 <w:b w:val="0"/>
                 <w:i w:val="0"/>
-                <w:vanish w:val="0"/>
-                <w:color w:val="000000"/>
-                <w:sz w:val="16"/>
+                <w:sz w:val="17"/>
               </w:rPr>
               <w:t>{approvedByName}</w:t>
             </w:r>
@@ -2427,37 +1727,21 @@
         </w:tc>
         <w:tc>
           <w:tcPr>
-            <w:tcW w:type="dxa" w:w="1900"/>
-            <w:tcMar>
-              <w:top w:w="90" w:type="dxa"/>
-              <w:start w:w="110" w:type="dxa"/>
-              <w:bottom w:w="90" w:type="dxa"/>
-              <w:end w:w="110" w:type="dxa"/>
-            </w:tcMar>
-            <w:tcBorders>
-              <w:top w:val="single" w:sz="6" w:space="0" w:color="808080"/>
-              <w:start w:val="single" w:sz="6" w:space="0" w:color="808080"/>
-              <w:bottom w:val="single" w:sz="6" w:space="0" w:color="808080"/>
-              <w:end w:val="single" w:sz="6" w:space="0" w:color="808080"/>
-              <w:insideH w:val="single" w:sz="6" w:space="0" w:color="808080"/>
-              <w:insideV w:val="single" w:sz="6" w:space="0" w:color="808080"/>
-            </w:tcBorders>
+            <w:tcW w:type="dxa" w:w="3096"/>
             <w:vAlign w:val="center"/>
           </w:tcPr>
           <w:p>
             <w:pPr>
-              <w:spacing w:before="0" w:after="0" w:line="252" w:lineRule="auto"/>
-              <w:jc w:val="left"/>
+              <w:spacing w:after="0" w:line="240" w:lineRule="auto"/>
+              <w:jc w:val="center"/>
             </w:pPr>
             <w:r/>
             <w:r>
               <w:rPr>
-                <w:rFonts w:ascii="Times New Roman" w:hAnsi="Times New Roman" w:cs="Times New Roman"/>
+                <w:rFonts w:ascii="Times New Roman" w:hAnsi="Times New Roman" w:eastAsia="Times New Roman"/>
                 <w:b w:val="0"/>
                 <w:i w:val="0"/>
-                <w:vanish w:val="0"/>
-                <w:color w:val="000000"/>
-                <w:sz w:val="16"/>
+                <w:sz w:val="17"/>
               </w:rPr>
               <w:t>{approvedByDesignation}</w:t>
             </w:r>
@@ -2465,37 +1749,21 @@
         </w:tc>
         <w:tc>
           <w:tcPr>
-            <w:tcW w:type="dxa" w:w="1450"/>
-            <w:tcMar>
-              <w:top w:w="90" w:type="dxa"/>
-              <w:start w:w="110" w:type="dxa"/>
-              <w:bottom w:w="90" w:type="dxa"/>
-              <w:end w:w="110" w:type="dxa"/>
-            </w:tcMar>
-            <w:tcBorders>
-              <w:top w:val="single" w:sz="6" w:space="0" w:color="808080"/>
-              <w:start w:val="single" w:sz="6" w:space="0" w:color="808080"/>
-              <w:bottom w:val="single" w:sz="6" w:space="0" w:color="808080"/>
-              <w:end w:val="single" w:sz="6" w:space="0" w:color="808080"/>
-              <w:insideH w:val="single" w:sz="6" w:space="0" w:color="808080"/>
-              <w:insideV w:val="single" w:sz="6" w:space="0" w:color="808080"/>
-            </w:tcBorders>
+            <w:tcW w:type="dxa" w:w="2088"/>
             <w:vAlign w:val="center"/>
           </w:tcPr>
           <w:p>
             <w:pPr>
-              <w:spacing w:before="0" w:after="0" w:line="252" w:lineRule="auto"/>
-              <w:jc w:val="left"/>
+              <w:spacing w:after="0" w:line="240" w:lineRule="auto"/>
+              <w:jc w:val="center"/>
             </w:pPr>
             <w:r/>
             <w:r>
               <w:rPr>
-                <w:rFonts w:ascii="Times New Roman" w:hAnsi="Times New Roman" w:cs="Times New Roman"/>
+                <w:rFonts w:ascii="Times New Roman" w:hAnsi="Times New Roman" w:eastAsia="Times New Roman"/>
                 <w:b w:val="0"/>
                 <w:i w:val="0"/>
-                <w:vanish w:val="0"/>
-                <w:color w:val="000000"/>
-                <w:sz w:val="16"/>
+                <w:sz w:val="17"/>
               </w:rPr>
               <w:t>{approvedDate}</w:t>
             </w:r>
@@ -2503,39 +1771,23 @@
         </w:tc>
         <w:tc>
           <w:tcPr>
-            <w:tcW w:type="dxa" w:w="1906"/>
-            <w:tcMar>
-              <w:top w:w="90" w:type="dxa"/>
-              <w:start w:w="110" w:type="dxa"/>
-              <w:bottom w:w="90" w:type="dxa"/>
-              <w:end w:w="110" w:type="dxa"/>
-            </w:tcMar>
-            <w:tcBorders>
-              <w:top w:val="single" w:sz="6" w:space="0" w:color="808080"/>
-              <w:start w:val="single" w:sz="6" w:space="0" w:color="808080"/>
-              <w:bottom w:val="single" w:sz="6" w:space="0" w:color="808080"/>
-              <w:end w:val="single" w:sz="6" w:space="0" w:color="808080"/>
-              <w:insideH w:val="single" w:sz="6" w:space="0" w:color="808080"/>
-              <w:insideV w:val="single" w:sz="6" w:space="0" w:color="808080"/>
-            </w:tcBorders>
+            <w:tcW w:type="dxa" w:w="3096"/>
             <w:vAlign w:val="center"/>
           </w:tcPr>
           <w:p>
             <w:pPr>
-              <w:spacing w:before="0" w:after="0" w:line="252" w:lineRule="auto"/>
+              <w:spacing w:after="0" w:line="240" w:lineRule="auto"/>
               <w:jc w:val="center"/>
             </w:pPr>
             <w:r/>
             <w:r>
               <w:rPr>
-                <w:rFonts w:ascii="Times New Roman" w:hAnsi="Times New Roman" w:cs="Times New Roman"/>
+                <w:rFonts w:ascii="Times New Roman" w:hAnsi="Times New Roman" w:eastAsia="Times New Roman"/>
                 <w:b w:val="0"/>
                 <w:i w:val="0"/>
-                <w:vanish w:val="0"/>
-                <w:color w:val="000000"/>
-                <w:sz w:val="16"/>
+                <w:sz w:val="17"/>
               </w:rPr>
-              <w:t>________________</w:t>
+              <w:t>____________________</w:t>
             </w:r>
           </w:p>
         </w:tc>
@@ -2543,72 +1795,26 @@
     </w:tbl>
     <w:p>
       <w:pPr>
-        <w:keepNext w:val="0"/>
-        <w:keepLines w:val="0"/>
-        <w:spacing w:before="0" w:after="20" w:line="252" w:lineRule="auto"/>
+        <w:spacing w:after="40" w:line="240" w:lineRule="auto"/>
       </w:pPr>
+      <w:r>
+        <w:rPr>
+          <w:rFonts w:ascii="Times New Roman" w:hAnsi="Times New Roman" w:eastAsia="Times New Roman"/>
+          <w:b w:val="0"/>
+          <w:i w:val="0"/>
+          <w:sz w:val="17"/>
+        </w:rPr>
+        <w:t>Replace every placeholder with verified information. Where a heading is not applicable, state “Not applicable” and give a concise technical reason; do not delete required headings.</w:t>
+      </w:r>
     </w:p>
     <w:sectPr>
-      <w:headerReference w:type="default" r:id="rId9"/>
-      <w:footerReference w:type="default" r:id="rId10"/>
-      <w:pgSz w:w="11906" w:h="16838"/>
-      <w:pgMar w:top="1134" w:right="1134" w:bottom="1020" w:left="1134" w:header="454" w:footer="454" w:gutter="0"/>
+      <w:pgSz w:w="12240" w:h="15840"/>
+      <w:pgMar w:top="648" w:right="792" w:bottom="648" w:left="792" w:header="720" w:footer="720" w:gutter="0"/>
       <w:cols w:space="720"/>
       <w:docGrid w:linePitch="360"/>
     </w:sectPr>
   </w:body>
 </w:document>
-</file>
-
-<file path=word/footer1.xml><?xml version="1.0" encoding="utf-8"?>
-<w:ftr xmlns:m="http://schemas.openxmlformats.org/officeDocument/2006/math" xmlns:mc="http://schemas.openxmlformats.org/markup-compatibility/2006" xmlns:mo="http://schemas.microsoft.com/office/mac/office/2008/main" xmlns:mv="urn:schemas-microsoft-com:mac:vml" xmlns:o="urn:schemas-microsoft-com:office:office" xmlns:r="http://schemas.openxmlformats.org/officeDocument/2006/relationships" xmlns:v="urn:schemas-microsoft-com:vml" xmlns:w10="urn:schemas-microsoft-com:office:word" xmlns:w14="http://schemas.microsoft.com/office/word/2010/wordml" xmlns:w="http://schemas.openxmlformats.org/wordprocessingml/2006/main" xmlns:wne="http://schemas.microsoft.com/office/word/2006/wordml" xmlns:wp14="http://schemas.microsoft.com/office/word/2010/wordprocessingDrawing" xmlns:wp="http://schemas.openxmlformats.org/drawingml/2006/wordprocessingDrawing" xmlns:wpc="http://schemas.microsoft.com/office/word/2010/wordprocessingCanvas" xmlns:wpg="http://schemas.microsoft.com/office/word/2010/wordprocessingGroup" xmlns:wpi="http://schemas.microsoft.com/office/word/2010/wordprocessingInk" xmlns:wps="http://schemas.microsoft.com/office/word/2010/wordprocessingShape" mc:Ignorable="w14 wp14">
-  <w:p>
-    <w:pPr>
-      <w:pStyle w:val="Footer"/>
-      <w:spacing w:before="0" w:after="0"/>
-      <w:jc w:val="center"/>
-    </w:pPr>
-    <w:r>
-      <w:rPr>
-        <w:rFonts w:ascii="Times New Roman" w:hAnsi="Times New Roman" w:cs="Times New Roman"/>
-        <w:b w:val="0"/>
-        <w:i w:val="0"/>
-        <w:vanish w:val="0"/>
-        <w:color w:val="666666"/>
-        <w:sz w:val="17"/>
-      </w:rPr>
-      <w:t xml:space="preserve">Page </w:t>
-      <w:fldChar w:fldCharType="begin"/>
-      <w:instrText xml:space="preserve"> PAGE </w:instrText>
-      <w:fldChar w:fldCharType="separate"/>
-      <w:t>1</w:t>
-      <w:fldChar w:fldCharType="end"/>
-    </w:r>
-  </w:p>
-</w:ftr>
-</file>
-
-<file path=word/header1.xml><?xml version="1.0" encoding="utf-8"?>
-<w:hdr xmlns:m="http://schemas.openxmlformats.org/officeDocument/2006/math" xmlns:mc="http://schemas.openxmlformats.org/markup-compatibility/2006" xmlns:mo="http://schemas.microsoft.com/office/mac/office/2008/main" xmlns:mv="urn:schemas-microsoft-com:mac:vml" xmlns:o="urn:schemas-microsoft-com:office:office" xmlns:r="http://schemas.openxmlformats.org/officeDocument/2006/relationships" xmlns:v="urn:schemas-microsoft-com:vml" xmlns:w10="urn:schemas-microsoft-com:office:word" xmlns:w14="http://schemas.microsoft.com/office/word/2010/wordml" xmlns:w="http://schemas.openxmlformats.org/wordprocessingml/2006/main" xmlns:wne="http://schemas.microsoft.com/office/word/2006/wordml" xmlns:wp14="http://schemas.microsoft.com/office/word/2010/wordprocessingDrawing" xmlns:wp="http://schemas.openxmlformats.org/drawingml/2006/wordprocessingDrawing" xmlns:wpc="http://schemas.microsoft.com/office/word/2010/wordprocessingCanvas" xmlns:wpg="http://schemas.microsoft.com/office/word/2010/wordprocessingGroup" xmlns:wpi="http://schemas.microsoft.com/office/word/2010/wordprocessingInk" xmlns:wps="http://schemas.microsoft.com/office/word/2010/wordprocessingShape" mc:Ignorable="w14 wp14">
-  <w:p>
-    <w:pPr>
-      <w:pStyle w:val="Header"/>
-      <w:spacing w:after="0"/>
-      <w:jc w:val="right"/>
-    </w:pPr>
-    <w:r>
-      <w:rPr>
-        <w:rFonts w:ascii="Times New Roman" w:hAnsi="Times New Roman" w:cs="Times New Roman"/>
-        <w:b w:val="0"/>
-        <w:i w:val="0"/>
-        <w:vanish w:val="0"/>
-        <w:color w:val="666666"/>
-        <w:sz w:val="16"/>
-      </w:rPr>
-      <w:t>MD-26 Non-Predicate Device Permission Dossier</w:t>
-    </w:r>
-  </w:p>
-</w:hdr>
 </file>
 
 <file path=word/numbering.xml><?xml version="1.0" encoding="utf-8"?>
@@ -2975,13 +2181,11 @@
     <w:qFormat/>
     <w:rsid w:val="00FC693F"/>
     <w:pPr>
-      <w:spacing w:before="0" w:after="80" w:line="250" w:lineRule="auto"/>
+      <w:spacing w:after="0" w:line="240" w:lineRule="auto"/>
     </w:pPr>
     <w:rPr>
-      <w:rFonts w:ascii="Times New Roman" w:hAnsi="Times New Roman" w:cs="Times New Roman"/>
-      <w:b w:val="0"/>
-      <w:color w:val="000000"/>
-      <w:sz w:val="19"/>
+      <w:rFonts w:ascii="Times New Roman" w:hAnsi="Times New Roman" w:eastAsia="Times New Roman"/>
+      <w:sz w:val="20"/>
     </w:rPr>
   </w:style>
   <w:style w:type="paragraph" w:styleId="Header">
@@ -3039,15 +2243,15 @@
     <w:pPr>
       <w:keepNext/>
       <w:keepLines/>
-      <w:spacing w:before="240" w:after="100"/>
+      <w:spacing w:before="480" w:after="0"/>
       <w:outlineLvl w:val="0"/>
     </w:pPr>
     <w:rPr>
-      <w:rFonts w:asciiTheme="majorHAnsi" w:eastAsiaTheme="majorEastAsia" w:hAnsiTheme="majorHAnsi" w:cstheme="majorBidi" w:ascii="Times New Roman" w:hAnsi="Times New Roman" w:cs="Times New Roman"/>
+      <w:rFonts w:asciiTheme="majorHAnsi" w:eastAsiaTheme="majorEastAsia" w:hAnsiTheme="majorHAnsi" w:cstheme="majorBidi"/>
       <w:b/>
       <w:bCs/>
-      <w:color w:val="000000"/>
-      <w:sz w:val="26"/>
+      <w:color w:val="365F91" w:themeColor="accent1" w:themeShade="BF"/>
+      <w:sz w:val="28"/>
       <w:szCs w:val="28"/>
     </w:rPr>
   </w:style>
@@ -3063,15 +2267,15 @@
     <w:pPr>
       <w:keepNext/>
       <w:keepLines/>
-      <w:spacing w:before="180" w:after="80"/>
+      <w:spacing w:before="200" w:after="0"/>
       <w:outlineLvl w:val="1"/>
     </w:pPr>
     <w:rPr>
-      <w:rFonts w:asciiTheme="majorHAnsi" w:eastAsiaTheme="majorEastAsia" w:hAnsiTheme="majorHAnsi" w:cstheme="majorBidi" w:ascii="Times New Roman" w:hAnsi="Times New Roman" w:cs="Times New Roman"/>
+      <w:rFonts w:asciiTheme="majorHAnsi" w:eastAsiaTheme="majorEastAsia" w:hAnsiTheme="majorHAnsi" w:cstheme="majorBidi"/>
       <w:b/>
       <w:bCs/>
-      <w:color w:val="000000"/>
-      <w:sz w:val="23"/>
+      <w:color w:val="4F81BD" w:themeColor="accent1"/>
+      <w:sz w:val="26"/>
       <w:szCs w:val="26"/>
     </w:rPr>
   </w:style>
@@ -3087,15 +2291,14 @@
     <w:pPr>
       <w:keepNext/>
       <w:keepLines/>
-      <w:spacing w:before="140" w:after="60"/>
+      <w:spacing w:before="200" w:after="0"/>
       <w:outlineLvl w:val="2"/>
     </w:pPr>
     <w:rPr>
-      <w:rFonts w:asciiTheme="majorHAnsi" w:eastAsiaTheme="majorEastAsia" w:hAnsiTheme="majorHAnsi" w:cstheme="majorBidi" w:ascii="Times New Roman" w:hAnsi="Times New Roman" w:cs="Times New Roman"/>
+      <w:rFonts w:asciiTheme="majorHAnsi" w:eastAsiaTheme="majorEastAsia" w:hAnsiTheme="majorHAnsi" w:cstheme="majorBidi"/>
       <w:b/>
       <w:bCs/>
-      <w:color w:val="000000"/>
-      <w:sz w:val="21"/>
+      <w:color w:val="4F81BD" w:themeColor="accent1"/>
     </w:rPr>
   </w:style>
   <w:style w:type="paragraph" w:styleId="Heading4">
